--- a/Analisis_Primer_Desafio.docx
+++ b/Analisis_Primer_Desafio.docx
@@ -31,6 +31,21 @@
     <w:p>
       <w:pPr>
         <w:rPr>
+          <w:u w:val="single"/>
+          <w:lang w:val="es-MX"/>
+        </w:rPr>
+      </w:pPr>
+      <w:r>
+        <w:rPr>
+          <w:u w:val="single"/>
+          <w:lang w:val="es-MX"/>
+        </w:rPr>
+        <w:t>CONTEXTUALIZACIÓN DEL DESAFÍO:</w:t>
+      </w:r>
+    </w:p>
+    <w:p>
+      <w:pPr>
+        <w:rPr>
           <w:lang w:val="es-MX"/>
         </w:rPr>
       </w:pPr>
@@ -66,14 +81,12 @@
         </w:rPr>
         <w:t xml:space="preserve">También hay varios aspectos importantes que se deben tener en cuenta durante el desarrollo. Por ejemplo, el tablero (que funciona como la interfaz que verá el usuario, aunque sea en consola) debe tener un ancho de 8 bits o un número que sea múltiplo de 8. Entiendo que esto se debe a cómo funciona la memoria en los computadores. Por ejemplo, 8 bits equivalen a 1 byte, por lo </w:t>
       </w:r>
-      <w:proofErr w:type="gramStart"/>
       <w:r>
         <w:rPr>
           <w:lang w:val="es-MX"/>
         </w:rPr>
-        <w:t>que</w:t>
+        <w:t>que,</w:t>
       </w:r>
-      <w:proofErr w:type="gramEnd"/>
       <w:r>
         <w:rPr>
           <w:lang w:val="es-MX"/>
@@ -147,6 +160,3915 @@
           <w:lang w:val="es-MX"/>
         </w:rPr>
         <w:t>En conclusión, el reto consiste en diseñar un Tetris que funcione en consola, utilizando operaciones a nivel de bits para representar el tablero y las fichas. Aunque internamente el programa trabajará con bits, el objetivo es mostrarle al usuario una representación del juego que permita entender lo que está pasando y jugar de forma sencilla, aunque la apariencia sea más básica que la de un Tetris tradicional.</w:t>
+      </w:r>
+    </w:p>
+    <w:p>
+      <w:pPr>
+        <w:rPr>
+          <w:u w:val="single"/>
+          <w:lang w:val="es-MX"/>
+        </w:rPr>
+      </w:pPr>
+      <w:r>
+        <w:rPr>
+          <w:u w:val="single"/>
+          <w:lang w:val="es-MX"/>
+        </w:rPr>
+        <w:t>ANÁLISIS DEL PROBLEMA:</w:t>
+      </w:r>
+    </w:p>
+    <w:p>
+      <w:pPr>
+        <w:rPr>
+          <w:lang w:val="es-MX"/>
+        </w:rPr>
+      </w:pPr>
+      <w:r>
+        <w:rPr>
+          <w:lang w:val="es-MX"/>
+        </w:rPr>
+        <w:t>El análisis de este desafío quiero hacerlo por partes, quiero analizar cada elemento del desafío:</w:t>
+      </w:r>
+    </w:p>
+    <w:p>
+      <w:pPr>
+        <w:pStyle w:val="Prrafodelista"/>
+        <w:numPr>
+          <w:ilvl w:val="0"/>
+          <w:numId w:val="1"/>
+        </w:numPr>
+        <w:rPr>
+          <w:lang w:val="es-MX"/>
+        </w:rPr>
+      </w:pPr>
+      <w:r>
+        <w:rPr>
+          <w:lang w:val="es-MX"/>
+        </w:rPr>
+        <w:t xml:space="preserve">Tablero: El tablero será es espacio donde se desarrolle el juego, este tablero se representara como un conjunto de filas, y estas filas estarán compuesta por X número </w:t>
+      </w:r>
+      <w:r>
+        <w:rPr>
+          <w:lang w:val="es-MX"/>
+        </w:rPr>
+        <w:lastRenderedPageBreak/>
+        <w:t>de bites, mínimo 8 bits que conforman un bytes o un número múltiplo de 8 para representar siempre bytes completos, esto me ayudará a manejar de forma eficiente la memoria, como lo mencione en la contextualización, esto me ayudará a decidir el tipo de dato que se asigna para almacenar el arreglo de filas que construirán el tablero, una representación de como estaría compuesto el tablero es:</w:t>
+      </w:r>
+    </w:p>
+    <w:p>
+      <w:pPr>
+        <w:pStyle w:val="Prrafodelista"/>
+        <w:rPr>
+          <w:lang w:val="es-MX"/>
+        </w:rPr>
+      </w:pPr>
+    </w:p>
+    <w:p>
+      <w:pPr>
+        <w:pStyle w:val="Prrafodelista"/>
+        <w:rPr>
+          <w:lang w:val="es-MX"/>
+        </w:rPr>
+      </w:pPr>
+      <w:r>
+        <w:rPr>
+          <w:lang w:val="es-MX"/>
+        </w:rPr>
+        <w:t>Tablero de 8x8, cada cuadrito es un bit</w:t>
+      </w:r>
+      <w:r>
+        <w:rPr>
+          <w:lang w:val="es-MX"/>
+        </w:rPr>
+        <w:t>, y cada fila es una fila dentro del arreglo, es arreglo es todo el tablero</w:t>
+      </w:r>
+      <w:r>
+        <w:rPr>
+          <w:lang w:val="es-MX"/>
+        </w:rPr>
+        <w:t>:</w:t>
+      </w:r>
+    </w:p>
+    <w:p>
+      <w:pPr>
+        <w:pStyle w:val="Prrafodelista"/>
+        <w:rPr>
+          <w:lang w:val="es-MX"/>
+        </w:rPr>
+      </w:pPr>
+    </w:p>
+    <w:tbl>
+      <w:tblPr>
+        <w:tblStyle w:val="Tablaconcuadrcula"/>
+        <w:tblW w:w="0" w:type="auto"/>
+        <w:jc w:val="center"/>
+        <w:tblLook w:val="04A0" w:firstRow="1" w:lastRow="0" w:firstColumn="1" w:lastColumn="0" w:noHBand="0" w:noVBand="1"/>
+      </w:tblPr>
+      <w:tblGrid>
+        <w:gridCol w:w="334"/>
+        <w:gridCol w:w="334"/>
+        <w:gridCol w:w="334"/>
+        <w:gridCol w:w="334"/>
+        <w:gridCol w:w="334"/>
+        <w:gridCol w:w="334"/>
+        <w:gridCol w:w="334"/>
+        <w:gridCol w:w="334"/>
+      </w:tblGrid>
+      <w:tr>
+        <w:trPr>
+          <w:trHeight w:val="283"/>
+          <w:jc w:val="center"/>
+        </w:trPr>
+        <w:tc>
+          <w:tcPr>
+            <w:tcW w:w="283" w:type="dxa"/>
+          </w:tcPr>
+          <w:p>
+            <w:pPr>
+              <w:pStyle w:val="Prrafodelista"/>
+              <w:ind w:left="0"/>
+              <w:jc w:val="center"/>
+              <w:rPr>
+                <w:lang w:val="es-MX"/>
+              </w:rPr>
+            </w:pPr>
+            <w:r>
+              <w:rPr>
+                <w:lang w:val="es-MX"/>
+              </w:rPr>
+              <w:t>0</w:t>
+            </w:r>
+          </w:p>
+        </w:tc>
+        <w:tc>
+          <w:tcPr>
+            <w:tcW w:w="283" w:type="dxa"/>
+          </w:tcPr>
+          <w:p>
+            <w:pPr>
+              <w:pStyle w:val="Prrafodelista"/>
+              <w:ind w:left="0"/>
+              <w:jc w:val="center"/>
+              <w:rPr>
+                <w:lang w:val="es-MX"/>
+              </w:rPr>
+            </w:pPr>
+            <w:r>
+              <w:rPr>
+                <w:lang w:val="es-MX"/>
+              </w:rPr>
+              <w:t>0</w:t>
+            </w:r>
+          </w:p>
+        </w:tc>
+        <w:tc>
+          <w:tcPr>
+            <w:tcW w:w="283" w:type="dxa"/>
+          </w:tcPr>
+          <w:p>
+            <w:pPr>
+              <w:pStyle w:val="Prrafodelista"/>
+              <w:ind w:left="0"/>
+              <w:jc w:val="center"/>
+              <w:rPr>
+                <w:lang w:val="es-MX"/>
+              </w:rPr>
+            </w:pPr>
+            <w:r>
+              <w:rPr>
+                <w:lang w:val="es-MX"/>
+              </w:rPr>
+              <w:t>0</w:t>
+            </w:r>
+          </w:p>
+        </w:tc>
+        <w:tc>
+          <w:tcPr>
+            <w:tcW w:w="283" w:type="dxa"/>
+          </w:tcPr>
+          <w:p>
+            <w:pPr>
+              <w:pStyle w:val="Prrafodelista"/>
+              <w:ind w:left="0"/>
+              <w:jc w:val="center"/>
+              <w:rPr>
+                <w:lang w:val="es-MX"/>
+              </w:rPr>
+            </w:pPr>
+            <w:r>
+              <w:rPr>
+                <w:lang w:val="es-MX"/>
+              </w:rPr>
+              <w:t>0</w:t>
+            </w:r>
+          </w:p>
+        </w:tc>
+        <w:tc>
+          <w:tcPr>
+            <w:tcW w:w="283" w:type="dxa"/>
+          </w:tcPr>
+          <w:p>
+            <w:pPr>
+              <w:pStyle w:val="Prrafodelista"/>
+              <w:ind w:left="0"/>
+              <w:jc w:val="center"/>
+              <w:rPr>
+                <w:lang w:val="es-MX"/>
+              </w:rPr>
+            </w:pPr>
+            <w:r>
+              <w:rPr>
+                <w:lang w:val="es-MX"/>
+              </w:rPr>
+              <w:t>0</w:t>
+            </w:r>
+          </w:p>
+        </w:tc>
+        <w:tc>
+          <w:tcPr>
+            <w:tcW w:w="283" w:type="dxa"/>
+          </w:tcPr>
+          <w:p>
+            <w:pPr>
+              <w:pStyle w:val="Prrafodelista"/>
+              <w:ind w:left="0"/>
+              <w:jc w:val="center"/>
+              <w:rPr>
+                <w:lang w:val="es-MX"/>
+              </w:rPr>
+            </w:pPr>
+            <w:r>
+              <w:rPr>
+                <w:lang w:val="es-MX"/>
+              </w:rPr>
+              <w:t>0</w:t>
+            </w:r>
+          </w:p>
+        </w:tc>
+        <w:tc>
+          <w:tcPr>
+            <w:tcW w:w="283" w:type="dxa"/>
+          </w:tcPr>
+          <w:p>
+            <w:pPr>
+              <w:pStyle w:val="Prrafodelista"/>
+              <w:ind w:left="0"/>
+              <w:jc w:val="center"/>
+              <w:rPr>
+                <w:lang w:val="es-MX"/>
+              </w:rPr>
+            </w:pPr>
+            <w:r>
+              <w:rPr>
+                <w:lang w:val="es-MX"/>
+              </w:rPr>
+              <w:t>0</w:t>
+            </w:r>
+          </w:p>
+        </w:tc>
+        <w:tc>
+          <w:tcPr>
+            <w:tcW w:w="283" w:type="dxa"/>
+          </w:tcPr>
+          <w:p>
+            <w:pPr>
+              <w:pStyle w:val="Prrafodelista"/>
+              <w:ind w:left="0"/>
+              <w:jc w:val="center"/>
+              <w:rPr>
+                <w:lang w:val="es-MX"/>
+              </w:rPr>
+            </w:pPr>
+            <w:r>
+              <w:rPr>
+                <w:lang w:val="es-MX"/>
+              </w:rPr>
+              <w:t>0</w:t>
+            </w:r>
+          </w:p>
+        </w:tc>
+      </w:tr>
+      <w:tr>
+        <w:trPr>
+          <w:trHeight w:val="283"/>
+          <w:jc w:val="center"/>
+        </w:trPr>
+        <w:tc>
+          <w:tcPr>
+            <w:tcW w:w="283" w:type="dxa"/>
+          </w:tcPr>
+          <w:p>
+            <w:pPr>
+              <w:pStyle w:val="Prrafodelista"/>
+              <w:ind w:left="0"/>
+              <w:jc w:val="center"/>
+              <w:rPr>
+                <w:lang w:val="es-MX"/>
+              </w:rPr>
+            </w:pPr>
+            <w:r>
+              <w:rPr>
+                <w:lang w:val="es-MX"/>
+              </w:rPr>
+              <w:t>0</w:t>
+            </w:r>
+          </w:p>
+        </w:tc>
+        <w:tc>
+          <w:tcPr>
+            <w:tcW w:w="283" w:type="dxa"/>
+          </w:tcPr>
+          <w:p>
+            <w:pPr>
+              <w:pStyle w:val="Prrafodelista"/>
+              <w:ind w:left="0"/>
+              <w:jc w:val="center"/>
+              <w:rPr>
+                <w:lang w:val="es-MX"/>
+              </w:rPr>
+            </w:pPr>
+            <w:r>
+              <w:rPr>
+                <w:lang w:val="es-MX"/>
+              </w:rPr>
+              <w:t>0</w:t>
+            </w:r>
+          </w:p>
+        </w:tc>
+        <w:tc>
+          <w:tcPr>
+            <w:tcW w:w="283" w:type="dxa"/>
+          </w:tcPr>
+          <w:p>
+            <w:pPr>
+              <w:pStyle w:val="Prrafodelista"/>
+              <w:ind w:left="0"/>
+              <w:jc w:val="center"/>
+              <w:rPr>
+                <w:lang w:val="es-MX"/>
+              </w:rPr>
+            </w:pPr>
+            <w:r>
+              <w:rPr>
+                <w:lang w:val="es-MX"/>
+              </w:rPr>
+              <w:t>0</w:t>
+            </w:r>
+          </w:p>
+        </w:tc>
+        <w:tc>
+          <w:tcPr>
+            <w:tcW w:w="283" w:type="dxa"/>
+          </w:tcPr>
+          <w:p>
+            <w:pPr>
+              <w:pStyle w:val="Prrafodelista"/>
+              <w:ind w:left="0"/>
+              <w:jc w:val="center"/>
+              <w:rPr>
+                <w:lang w:val="es-MX"/>
+              </w:rPr>
+            </w:pPr>
+            <w:r>
+              <w:rPr>
+                <w:lang w:val="es-MX"/>
+              </w:rPr>
+              <w:t>0</w:t>
+            </w:r>
+          </w:p>
+        </w:tc>
+        <w:tc>
+          <w:tcPr>
+            <w:tcW w:w="283" w:type="dxa"/>
+          </w:tcPr>
+          <w:p>
+            <w:pPr>
+              <w:pStyle w:val="Prrafodelista"/>
+              <w:ind w:left="0"/>
+              <w:jc w:val="center"/>
+              <w:rPr>
+                <w:lang w:val="es-MX"/>
+              </w:rPr>
+            </w:pPr>
+            <w:r>
+              <w:rPr>
+                <w:lang w:val="es-MX"/>
+              </w:rPr>
+              <w:t>0</w:t>
+            </w:r>
+          </w:p>
+        </w:tc>
+        <w:tc>
+          <w:tcPr>
+            <w:tcW w:w="283" w:type="dxa"/>
+          </w:tcPr>
+          <w:p>
+            <w:pPr>
+              <w:pStyle w:val="Prrafodelista"/>
+              <w:ind w:left="0"/>
+              <w:jc w:val="center"/>
+              <w:rPr>
+                <w:lang w:val="es-MX"/>
+              </w:rPr>
+            </w:pPr>
+            <w:r>
+              <w:rPr>
+                <w:lang w:val="es-MX"/>
+              </w:rPr>
+              <w:t>0</w:t>
+            </w:r>
+          </w:p>
+        </w:tc>
+        <w:tc>
+          <w:tcPr>
+            <w:tcW w:w="283" w:type="dxa"/>
+          </w:tcPr>
+          <w:p>
+            <w:pPr>
+              <w:pStyle w:val="Prrafodelista"/>
+              <w:ind w:left="0"/>
+              <w:jc w:val="center"/>
+              <w:rPr>
+                <w:lang w:val="es-MX"/>
+              </w:rPr>
+            </w:pPr>
+            <w:r>
+              <w:rPr>
+                <w:lang w:val="es-MX"/>
+              </w:rPr>
+              <w:t>0</w:t>
+            </w:r>
+          </w:p>
+        </w:tc>
+        <w:tc>
+          <w:tcPr>
+            <w:tcW w:w="283" w:type="dxa"/>
+          </w:tcPr>
+          <w:p>
+            <w:pPr>
+              <w:pStyle w:val="Prrafodelista"/>
+              <w:ind w:left="0"/>
+              <w:jc w:val="center"/>
+              <w:rPr>
+                <w:lang w:val="es-MX"/>
+              </w:rPr>
+            </w:pPr>
+            <w:r>
+              <w:rPr>
+                <w:lang w:val="es-MX"/>
+              </w:rPr>
+              <w:t>0</w:t>
+            </w:r>
+          </w:p>
+        </w:tc>
+      </w:tr>
+      <w:tr>
+        <w:trPr>
+          <w:trHeight w:val="283"/>
+          <w:jc w:val="center"/>
+        </w:trPr>
+        <w:tc>
+          <w:tcPr>
+            <w:tcW w:w="283" w:type="dxa"/>
+          </w:tcPr>
+          <w:p>
+            <w:pPr>
+              <w:pStyle w:val="Prrafodelista"/>
+              <w:ind w:left="0"/>
+              <w:jc w:val="center"/>
+              <w:rPr>
+                <w:lang w:val="es-MX"/>
+              </w:rPr>
+            </w:pPr>
+            <w:r>
+              <w:rPr>
+                <w:lang w:val="es-MX"/>
+              </w:rPr>
+              <w:t>0</w:t>
+            </w:r>
+          </w:p>
+        </w:tc>
+        <w:tc>
+          <w:tcPr>
+            <w:tcW w:w="283" w:type="dxa"/>
+          </w:tcPr>
+          <w:p>
+            <w:pPr>
+              <w:pStyle w:val="Prrafodelista"/>
+              <w:ind w:left="0"/>
+              <w:jc w:val="center"/>
+              <w:rPr>
+                <w:lang w:val="es-MX"/>
+              </w:rPr>
+            </w:pPr>
+            <w:r>
+              <w:rPr>
+                <w:lang w:val="es-MX"/>
+              </w:rPr>
+              <w:t>0</w:t>
+            </w:r>
+          </w:p>
+        </w:tc>
+        <w:tc>
+          <w:tcPr>
+            <w:tcW w:w="283" w:type="dxa"/>
+          </w:tcPr>
+          <w:p>
+            <w:pPr>
+              <w:pStyle w:val="Prrafodelista"/>
+              <w:ind w:left="0"/>
+              <w:jc w:val="center"/>
+              <w:rPr>
+                <w:lang w:val="es-MX"/>
+              </w:rPr>
+            </w:pPr>
+            <w:r>
+              <w:rPr>
+                <w:lang w:val="es-MX"/>
+              </w:rPr>
+              <w:t>0</w:t>
+            </w:r>
+          </w:p>
+        </w:tc>
+        <w:tc>
+          <w:tcPr>
+            <w:tcW w:w="283" w:type="dxa"/>
+          </w:tcPr>
+          <w:p>
+            <w:pPr>
+              <w:pStyle w:val="Prrafodelista"/>
+              <w:ind w:left="0"/>
+              <w:jc w:val="center"/>
+              <w:rPr>
+                <w:lang w:val="es-MX"/>
+              </w:rPr>
+            </w:pPr>
+            <w:r>
+              <w:rPr>
+                <w:lang w:val="es-MX"/>
+              </w:rPr>
+              <w:t>0</w:t>
+            </w:r>
+          </w:p>
+        </w:tc>
+        <w:tc>
+          <w:tcPr>
+            <w:tcW w:w="283" w:type="dxa"/>
+          </w:tcPr>
+          <w:p>
+            <w:pPr>
+              <w:pStyle w:val="Prrafodelista"/>
+              <w:ind w:left="0"/>
+              <w:jc w:val="center"/>
+              <w:rPr>
+                <w:lang w:val="es-MX"/>
+              </w:rPr>
+            </w:pPr>
+            <w:r>
+              <w:rPr>
+                <w:lang w:val="es-MX"/>
+              </w:rPr>
+              <w:t>0</w:t>
+            </w:r>
+          </w:p>
+        </w:tc>
+        <w:tc>
+          <w:tcPr>
+            <w:tcW w:w="283" w:type="dxa"/>
+          </w:tcPr>
+          <w:p>
+            <w:pPr>
+              <w:pStyle w:val="Prrafodelista"/>
+              <w:ind w:left="0"/>
+              <w:jc w:val="center"/>
+              <w:rPr>
+                <w:lang w:val="es-MX"/>
+              </w:rPr>
+            </w:pPr>
+            <w:r>
+              <w:rPr>
+                <w:lang w:val="es-MX"/>
+              </w:rPr>
+              <w:t>0</w:t>
+            </w:r>
+          </w:p>
+        </w:tc>
+        <w:tc>
+          <w:tcPr>
+            <w:tcW w:w="283" w:type="dxa"/>
+          </w:tcPr>
+          <w:p>
+            <w:pPr>
+              <w:pStyle w:val="Prrafodelista"/>
+              <w:ind w:left="0"/>
+              <w:jc w:val="center"/>
+              <w:rPr>
+                <w:lang w:val="es-MX"/>
+              </w:rPr>
+            </w:pPr>
+            <w:r>
+              <w:rPr>
+                <w:lang w:val="es-MX"/>
+              </w:rPr>
+              <w:t>0</w:t>
+            </w:r>
+          </w:p>
+        </w:tc>
+        <w:tc>
+          <w:tcPr>
+            <w:tcW w:w="283" w:type="dxa"/>
+          </w:tcPr>
+          <w:p>
+            <w:pPr>
+              <w:pStyle w:val="Prrafodelista"/>
+              <w:ind w:left="0"/>
+              <w:jc w:val="center"/>
+              <w:rPr>
+                <w:lang w:val="es-MX"/>
+              </w:rPr>
+            </w:pPr>
+            <w:r>
+              <w:rPr>
+                <w:lang w:val="es-MX"/>
+              </w:rPr>
+              <w:t>0</w:t>
+            </w:r>
+          </w:p>
+        </w:tc>
+      </w:tr>
+      <w:tr>
+        <w:trPr>
+          <w:trHeight w:val="283"/>
+          <w:jc w:val="center"/>
+        </w:trPr>
+        <w:tc>
+          <w:tcPr>
+            <w:tcW w:w="283" w:type="dxa"/>
+          </w:tcPr>
+          <w:p>
+            <w:pPr>
+              <w:pStyle w:val="Prrafodelista"/>
+              <w:ind w:left="0"/>
+              <w:jc w:val="center"/>
+              <w:rPr>
+                <w:lang w:val="es-MX"/>
+              </w:rPr>
+            </w:pPr>
+            <w:r>
+              <w:rPr>
+                <w:lang w:val="es-MX"/>
+              </w:rPr>
+              <w:t>0</w:t>
+            </w:r>
+          </w:p>
+        </w:tc>
+        <w:tc>
+          <w:tcPr>
+            <w:tcW w:w="283" w:type="dxa"/>
+          </w:tcPr>
+          <w:p>
+            <w:pPr>
+              <w:pStyle w:val="Prrafodelista"/>
+              <w:ind w:left="0"/>
+              <w:jc w:val="center"/>
+              <w:rPr>
+                <w:lang w:val="es-MX"/>
+              </w:rPr>
+            </w:pPr>
+            <w:r>
+              <w:rPr>
+                <w:lang w:val="es-MX"/>
+              </w:rPr>
+              <w:t>0</w:t>
+            </w:r>
+          </w:p>
+        </w:tc>
+        <w:tc>
+          <w:tcPr>
+            <w:tcW w:w="283" w:type="dxa"/>
+          </w:tcPr>
+          <w:p>
+            <w:pPr>
+              <w:pStyle w:val="Prrafodelista"/>
+              <w:ind w:left="0"/>
+              <w:jc w:val="center"/>
+              <w:rPr>
+                <w:lang w:val="es-MX"/>
+              </w:rPr>
+            </w:pPr>
+            <w:r>
+              <w:rPr>
+                <w:lang w:val="es-MX"/>
+              </w:rPr>
+              <w:t>0</w:t>
+            </w:r>
+          </w:p>
+        </w:tc>
+        <w:tc>
+          <w:tcPr>
+            <w:tcW w:w="283" w:type="dxa"/>
+          </w:tcPr>
+          <w:p>
+            <w:pPr>
+              <w:pStyle w:val="Prrafodelista"/>
+              <w:ind w:left="0"/>
+              <w:jc w:val="center"/>
+              <w:rPr>
+                <w:lang w:val="es-MX"/>
+              </w:rPr>
+            </w:pPr>
+            <w:r>
+              <w:rPr>
+                <w:lang w:val="es-MX"/>
+              </w:rPr>
+              <w:t>0</w:t>
+            </w:r>
+          </w:p>
+        </w:tc>
+        <w:tc>
+          <w:tcPr>
+            <w:tcW w:w="283" w:type="dxa"/>
+          </w:tcPr>
+          <w:p>
+            <w:pPr>
+              <w:pStyle w:val="Prrafodelista"/>
+              <w:ind w:left="0"/>
+              <w:jc w:val="center"/>
+              <w:rPr>
+                <w:lang w:val="es-MX"/>
+              </w:rPr>
+            </w:pPr>
+            <w:r>
+              <w:rPr>
+                <w:lang w:val="es-MX"/>
+              </w:rPr>
+              <w:t>0</w:t>
+            </w:r>
+          </w:p>
+        </w:tc>
+        <w:tc>
+          <w:tcPr>
+            <w:tcW w:w="283" w:type="dxa"/>
+          </w:tcPr>
+          <w:p>
+            <w:pPr>
+              <w:pStyle w:val="Prrafodelista"/>
+              <w:ind w:left="0"/>
+              <w:jc w:val="center"/>
+              <w:rPr>
+                <w:lang w:val="es-MX"/>
+              </w:rPr>
+            </w:pPr>
+            <w:r>
+              <w:rPr>
+                <w:lang w:val="es-MX"/>
+              </w:rPr>
+              <w:t>0</w:t>
+            </w:r>
+          </w:p>
+        </w:tc>
+        <w:tc>
+          <w:tcPr>
+            <w:tcW w:w="283" w:type="dxa"/>
+          </w:tcPr>
+          <w:p>
+            <w:pPr>
+              <w:pStyle w:val="Prrafodelista"/>
+              <w:ind w:left="0"/>
+              <w:jc w:val="center"/>
+              <w:rPr>
+                <w:lang w:val="es-MX"/>
+              </w:rPr>
+            </w:pPr>
+            <w:r>
+              <w:rPr>
+                <w:lang w:val="es-MX"/>
+              </w:rPr>
+              <w:t>0</w:t>
+            </w:r>
+          </w:p>
+        </w:tc>
+        <w:tc>
+          <w:tcPr>
+            <w:tcW w:w="283" w:type="dxa"/>
+          </w:tcPr>
+          <w:p>
+            <w:pPr>
+              <w:pStyle w:val="Prrafodelista"/>
+              <w:ind w:left="0"/>
+              <w:jc w:val="center"/>
+              <w:rPr>
+                <w:lang w:val="es-MX"/>
+              </w:rPr>
+            </w:pPr>
+            <w:r>
+              <w:rPr>
+                <w:lang w:val="es-MX"/>
+              </w:rPr>
+              <w:t>0</w:t>
+            </w:r>
+          </w:p>
+        </w:tc>
+      </w:tr>
+      <w:tr>
+        <w:trPr>
+          <w:trHeight w:val="283"/>
+          <w:jc w:val="center"/>
+        </w:trPr>
+        <w:tc>
+          <w:tcPr>
+            <w:tcW w:w="283" w:type="dxa"/>
+          </w:tcPr>
+          <w:p>
+            <w:pPr>
+              <w:pStyle w:val="Prrafodelista"/>
+              <w:ind w:left="0"/>
+              <w:jc w:val="center"/>
+              <w:rPr>
+                <w:lang w:val="es-MX"/>
+              </w:rPr>
+            </w:pPr>
+            <w:r>
+              <w:rPr>
+                <w:lang w:val="es-MX"/>
+              </w:rPr>
+              <w:t>0</w:t>
+            </w:r>
+          </w:p>
+        </w:tc>
+        <w:tc>
+          <w:tcPr>
+            <w:tcW w:w="283" w:type="dxa"/>
+          </w:tcPr>
+          <w:p>
+            <w:pPr>
+              <w:pStyle w:val="Prrafodelista"/>
+              <w:ind w:left="0"/>
+              <w:jc w:val="center"/>
+              <w:rPr>
+                <w:lang w:val="es-MX"/>
+              </w:rPr>
+            </w:pPr>
+            <w:r>
+              <w:rPr>
+                <w:lang w:val="es-MX"/>
+              </w:rPr>
+              <w:t>0</w:t>
+            </w:r>
+          </w:p>
+        </w:tc>
+        <w:tc>
+          <w:tcPr>
+            <w:tcW w:w="283" w:type="dxa"/>
+          </w:tcPr>
+          <w:p>
+            <w:pPr>
+              <w:pStyle w:val="Prrafodelista"/>
+              <w:ind w:left="0"/>
+              <w:jc w:val="center"/>
+              <w:rPr>
+                <w:lang w:val="es-MX"/>
+              </w:rPr>
+            </w:pPr>
+            <w:r>
+              <w:rPr>
+                <w:lang w:val="es-MX"/>
+              </w:rPr>
+              <w:t>0</w:t>
+            </w:r>
+          </w:p>
+        </w:tc>
+        <w:tc>
+          <w:tcPr>
+            <w:tcW w:w="283" w:type="dxa"/>
+          </w:tcPr>
+          <w:p>
+            <w:pPr>
+              <w:pStyle w:val="Prrafodelista"/>
+              <w:ind w:left="0"/>
+              <w:jc w:val="center"/>
+              <w:rPr>
+                <w:lang w:val="es-MX"/>
+              </w:rPr>
+            </w:pPr>
+            <w:r>
+              <w:rPr>
+                <w:lang w:val="es-MX"/>
+              </w:rPr>
+              <w:t>0</w:t>
+            </w:r>
+          </w:p>
+        </w:tc>
+        <w:tc>
+          <w:tcPr>
+            <w:tcW w:w="283" w:type="dxa"/>
+          </w:tcPr>
+          <w:p>
+            <w:pPr>
+              <w:pStyle w:val="Prrafodelista"/>
+              <w:ind w:left="0"/>
+              <w:jc w:val="center"/>
+              <w:rPr>
+                <w:lang w:val="es-MX"/>
+              </w:rPr>
+            </w:pPr>
+            <w:r>
+              <w:rPr>
+                <w:lang w:val="es-MX"/>
+              </w:rPr>
+              <w:t>0</w:t>
+            </w:r>
+          </w:p>
+        </w:tc>
+        <w:tc>
+          <w:tcPr>
+            <w:tcW w:w="283" w:type="dxa"/>
+          </w:tcPr>
+          <w:p>
+            <w:pPr>
+              <w:pStyle w:val="Prrafodelista"/>
+              <w:ind w:left="0"/>
+              <w:jc w:val="center"/>
+              <w:rPr>
+                <w:lang w:val="es-MX"/>
+              </w:rPr>
+            </w:pPr>
+            <w:r>
+              <w:rPr>
+                <w:lang w:val="es-MX"/>
+              </w:rPr>
+              <w:t>0</w:t>
+            </w:r>
+          </w:p>
+        </w:tc>
+        <w:tc>
+          <w:tcPr>
+            <w:tcW w:w="283" w:type="dxa"/>
+          </w:tcPr>
+          <w:p>
+            <w:pPr>
+              <w:pStyle w:val="Prrafodelista"/>
+              <w:ind w:left="0"/>
+              <w:jc w:val="center"/>
+              <w:rPr>
+                <w:lang w:val="es-MX"/>
+              </w:rPr>
+            </w:pPr>
+            <w:r>
+              <w:rPr>
+                <w:lang w:val="es-MX"/>
+              </w:rPr>
+              <w:t>0</w:t>
+            </w:r>
+          </w:p>
+        </w:tc>
+        <w:tc>
+          <w:tcPr>
+            <w:tcW w:w="283" w:type="dxa"/>
+          </w:tcPr>
+          <w:p>
+            <w:pPr>
+              <w:pStyle w:val="Prrafodelista"/>
+              <w:ind w:left="0"/>
+              <w:jc w:val="center"/>
+              <w:rPr>
+                <w:lang w:val="es-MX"/>
+              </w:rPr>
+            </w:pPr>
+            <w:r>
+              <w:rPr>
+                <w:lang w:val="es-MX"/>
+              </w:rPr>
+              <w:t>0</w:t>
+            </w:r>
+          </w:p>
+        </w:tc>
+      </w:tr>
+      <w:tr>
+        <w:trPr>
+          <w:trHeight w:val="283"/>
+          <w:jc w:val="center"/>
+        </w:trPr>
+        <w:tc>
+          <w:tcPr>
+            <w:tcW w:w="283" w:type="dxa"/>
+          </w:tcPr>
+          <w:p>
+            <w:pPr>
+              <w:pStyle w:val="Prrafodelista"/>
+              <w:ind w:left="0"/>
+              <w:jc w:val="center"/>
+              <w:rPr>
+                <w:lang w:val="es-MX"/>
+              </w:rPr>
+            </w:pPr>
+            <w:r>
+              <w:rPr>
+                <w:lang w:val="es-MX"/>
+              </w:rPr>
+              <w:t>0</w:t>
+            </w:r>
+          </w:p>
+        </w:tc>
+        <w:tc>
+          <w:tcPr>
+            <w:tcW w:w="283" w:type="dxa"/>
+          </w:tcPr>
+          <w:p>
+            <w:pPr>
+              <w:pStyle w:val="Prrafodelista"/>
+              <w:ind w:left="0"/>
+              <w:jc w:val="center"/>
+              <w:rPr>
+                <w:lang w:val="es-MX"/>
+              </w:rPr>
+            </w:pPr>
+            <w:r>
+              <w:rPr>
+                <w:lang w:val="es-MX"/>
+              </w:rPr>
+              <w:t>0</w:t>
+            </w:r>
+          </w:p>
+        </w:tc>
+        <w:tc>
+          <w:tcPr>
+            <w:tcW w:w="283" w:type="dxa"/>
+          </w:tcPr>
+          <w:p>
+            <w:pPr>
+              <w:pStyle w:val="Prrafodelista"/>
+              <w:ind w:left="0"/>
+              <w:jc w:val="center"/>
+              <w:rPr>
+                <w:lang w:val="es-MX"/>
+              </w:rPr>
+            </w:pPr>
+            <w:r>
+              <w:rPr>
+                <w:lang w:val="es-MX"/>
+              </w:rPr>
+              <w:t>0</w:t>
+            </w:r>
+          </w:p>
+        </w:tc>
+        <w:tc>
+          <w:tcPr>
+            <w:tcW w:w="283" w:type="dxa"/>
+          </w:tcPr>
+          <w:p>
+            <w:pPr>
+              <w:pStyle w:val="Prrafodelista"/>
+              <w:ind w:left="0"/>
+              <w:jc w:val="center"/>
+              <w:rPr>
+                <w:lang w:val="es-MX"/>
+              </w:rPr>
+            </w:pPr>
+            <w:r>
+              <w:rPr>
+                <w:lang w:val="es-MX"/>
+              </w:rPr>
+              <w:t>0</w:t>
+            </w:r>
+          </w:p>
+        </w:tc>
+        <w:tc>
+          <w:tcPr>
+            <w:tcW w:w="283" w:type="dxa"/>
+          </w:tcPr>
+          <w:p>
+            <w:pPr>
+              <w:pStyle w:val="Prrafodelista"/>
+              <w:ind w:left="0"/>
+              <w:jc w:val="center"/>
+              <w:rPr>
+                <w:lang w:val="es-MX"/>
+              </w:rPr>
+            </w:pPr>
+            <w:r>
+              <w:rPr>
+                <w:lang w:val="es-MX"/>
+              </w:rPr>
+              <w:t>0</w:t>
+            </w:r>
+          </w:p>
+        </w:tc>
+        <w:tc>
+          <w:tcPr>
+            <w:tcW w:w="283" w:type="dxa"/>
+          </w:tcPr>
+          <w:p>
+            <w:pPr>
+              <w:pStyle w:val="Prrafodelista"/>
+              <w:ind w:left="0"/>
+              <w:jc w:val="center"/>
+              <w:rPr>
+                <w:lang w:val="es-MX"/>
+              </w:rPr>
+            </w:pPr>
+            <w:r>
+              <w:rPr>
+                <w:lang w:val="es-MX"/>
+              </w:rPr>
+              <w:t>0</w:t>
+            </w:r>
+          </w:p>
+        </w:tc>
+        <w:tc>
+          <w:tcPr>
+            <w:tcW w:w="283" w:type="dxa"/>
+          </w:tcPr>
+          <w:p>
+            <w:pPr>
+              <w:pStyle w:val="Prrafodelista"/>
+              <w:ind w:left="0"/>
+              <w:jc w:val="center"/>
+              <w:rPr>
+                <w:lang w:val="es-MX"/>
+              </w:rPr>
+            </w:pPr>
+            <w:r>
+              <w:rPr>
+                <w:lang w:val="es-MX"/>
+              </w:rPr>
+              <w:t>0</w:t>
+            </w:r>
+          </w:p>
+        </w:tc>
+        <w:tc>
+          <w:tcPr>
+            <w:tcW w:w="283" w:type="dxa"/>
+          </w:tcPr>
+          <w:p>
+            <w:pPr>
+              <w:pStyle w:val="Prrafodelista"/>
+              <w:ind w:left="0"/>
+              <w:jc w:val="center"/>
+              <w:rPr>
+                <w:lang w:val="es-MX"/>
+              </w:rPr>
+            </w:pPr>
+            <w:r>
+              <w:rPr>
+                <w:lang w:val="es-MX"/>
+              </w:rPr>
+              <w:t>0</w:t>
+            </w:r>
+          </w:p>
+        </w:tc>
+      </w:tr>
+      <w:tr>
+        <w:trPr>
+          <w:trHeight w:val="283"/>
+          <w:jc w:val="center"/>
+        </w:trPr>
+        <w:tc>
+          <w:tcPr>
+            <w:tcW w:w="283" w:type="dxa"/>
+          </w:tcPr>
+          <w:p>
+            <w:pPr>
+              <w:pStyle w:val="Prrafodelista"/>
+              <w:ind w:left="0"/>
+              <w:jc w:val="center"/>
+              <w:rPr>
+                <w:lang w:val="es-MX"/>
+              </w:rPr>
+            </w:pPr>
+            <w:r>
+              <w:rPr>
+                <w:highlight w:val="green"/>
+                <w:lang w:val="es-MX"/>
+              </w:rPr>
+              <w:t>1</w:t>
+            </w:r>
+          </w:p>
+        </w:tc>
+        <w:tc>
+          <w:tcPr>
+            <w:tcW w:w="283" w:type="dxa"/>
+          </w:tcPr>
+          <w:p>
+            <w:pPr>
+              <w:pStyle w:val="Prrafodelista"/>
+              <w:ind w:left="0"/>
+              <w:jc w:val="center"/>
+              <w:rPr>
+                <w:highlight w:val="green"/>
+                <w:lang w:val="es-MX"/>
+              </w:rPr>
+            </w:pPr>
+            <w:r>
+              <w:rPr>
+                <w:highlight w:val="green"/>
+                <w:lang w:val="es-MX"/>
+              </w:rPr>
+              <w:t>1</w:t>
+            </w:r>
+          </w:p>
+        </w:tc>
+        <w:tc>
+          <w:tcPr>
+            <w:tcW w:w="283" w:type="dxa"/>
+          </w:tcPr>
+          <w:p>
+            <w:pPr>
+              <w:pStyle w:val="Prrafodelista"/>
+              <w:ind w:left="0"/>
+              <w:jc w:val="center"/>
+              <w:rPr>
+                <w:lang w:val="es-MX"/>
+              </w:rPr>
+            </w:pPr>
+            <w:r>
+              <w:rPr>
+                <w:lang w:val="es-MX"/>
+              </w:rPr>
+              <w:t>0</w:t>
+            </w:r>
+          </w:p>
+        </w:tc>
+        <w:tc>
+          <w:tcPr>
+            <w:tcW w:w="283" w:type="dxa"/>
+          </w:tcPr>
+          <w:p>
+            <w:pPr>
+              <w:pStyle w:val="Prrafodelista"/>
+              <w:ind w:left="0"/>
+              <w:jc w:val="center"/>
+              <w:rPr>
+                <w:lang w:val="es-MX"/>
+              </w:rPr>
+            </w:pPr>
+            <w:r>
+              <w:rPr>
+                <w:lang w:val="es-MX"/>
+              </w:rPr>
+              <w:t>0</w:t>
+            </w:r>
+          </w:p>
+        </w:tc>
+        <w:tc>
+          <w:tcPr>
+            <w:tcW w:w="283" w:type="dxa"/>
+          </w:tcPr>
+          <w:p>
+            <w:pPr>
+              <w:pStyle w:val="Prrafodelista"/>
+              <w:ind w:left="0"/>
+              <w:jc w:val="center"/>
+              <w:rPr>
+                <w:lang w:val="es-MX"/>
+              </w:rPr>
+            </w:pPr>
+            <w:r>
+              <w:rPr>
+                <w:lang w:val="es-MX"/>
+              </w:rPr>
+              <w:t>0</w:t>
+            </w:r>
+          </w:p>
+        </w:tc>
+        <w:tc>
+          <w:tcPr>
+            <w:tcW w:w="283" w:type="dxa"/>
+          </w:tcPr>
+          <w:p>
+            <w:pPr>
+              <w:pStyle w:val="Prrafodelista"/>
+              <w:ind w:left="0"/>
+              <w:jc w:val="center"/>
+              <w:rPr>
+                <w:lang w:val="es-MX"/>
+              </w:rPr>
+            </w:pPr>
+            <w:r>
+              <w:rPr>
+                <w:lang w:val="es-MX"/>
+              </w:rPr>
+              <w:t>0</w:t>
+            </w:r>
+          </w:p>
+        </w:tc>
+        <w:tc>
+          <w:tcPr>
+            <w:tcW w:w="283" w:type="dxa"/>
+          </w:tcPr>
+          <w:p>
+            <w:pPr>
+              <w:pStyle w:val="Prrafodelista"/>
+              <w:ind w:left="0"/>
+              <w:jc w:val="center"/>
+              <w:rPr>
+                <w:lang w:val="es-MX"/>
+              </w:rPr>
+            </w:pPr>
+            <w:r>
+              <w:rPr>
+                <w:lang w:val="es-MX"/>
+              </w:rPr>
+              <w:t>1</w:t>
+            </w:r>
+          </w:p>
+        </w:tc>
+        <w:tc>
+          <w:tcPr>
+            <w:tcW w:w="283" w:type="dxa"/>
+          </w:tcPr>
+          <w:p>
+            <w:pPr>
+              <w:pStyle w:val="Prrafodelista"/>
+              <w:ind w:left="0"/>
+              <w:jc w:val="center"/>
+              <w:rPr>
+                <w:lang w:val="es-MX"/>
+              </w:rPr>
+            </w:pPr>
+            <w:r>
+              <w:rPr>
+                <w:lang w:val="es-MX"/>
+              </w:rPr>
+              <w:t>0</w:t>
+            </w:r>
+          </w:p>
+        </w:tc>
+      </w:tr>
+      <w:tr>
+        <w:trPr>
+          <w:trHeight w:val="283"/>
+          <w:jc w:val="center"/>
+        </w:trPr>
+        <w:tc>
+          <w:tcPr>
+            <w:tcW w:w="283" w:type="dxa"/>
+          </w:tcPr>
+          <w:p>
+            <w:pPr>
+              <w:pStyle w:val="Prrafodelista"/>
+              <w:ind w:left="0"/>
+              <w:jc w:val="center"/>
+              <w:rPr>
+                <w:highlight w:val="green"/>
+                <w:lang w:val="es-MX"/>
+              </w:rPr>
+            </w:pPr>
+            <w:r>
+              <w:rPr>
+                <w:highlight w:val="green"/>
+                <w:lang w:val="es-MX"/>
+              </w:rPr>
+              <w:t>1</w:t>
+            </w:r>
+          </w:p>
+        </w:tc>
+        <w:tc>
+          <w:tcPr>
+            <w:tcW w:w="283" w:type="dxa"/>
+          </w:tcPr>
+          <w:p>
+            <w:pPr>
+              <w:pStyle w:val="Prrafodelista"/>
+              <w:ind w:left="0"/>
+              <w:jc w:val="center"/>
+              <w:rPr>
+                <w:highlight w:val="green"/>
+                <w:lang w:val="es-MX"/>
+              </w:rPr>
+            </w:pPr>
+            <w:r>
+              <w:rPr>
+                <w:highlight w:val="green"/>
+                <w:lang w:val="es-MX"/>
+              </w:rPr>
+              <w:t>1</w:t>
+            </w:r>
+          </w:p>
+        </w:tc>
+        <w:tc>
+          <w:tcPr>
+            <w:tcW w:w="283" w:type="dxa"/>
+          </w:tcPr>
+          <w:p>
+            <w:pPr>
+              <w:pStyle w:val="Prrafodelista"/>
+              <w:ind w:left="0"/>
+              <w:jc w:val="center"/>
+              <w:rPr>
+                <w:lang w:val="es-MX"/>
+              </w:rPr>
+            </w:pPr>
+            <w:r>
+              <w:rPr>
+                <w:lang w:val="es-MX"/>
+              </w:rPr>
+              <w:t>0</w:t>
+            </w:r>
+          </w:p>
+        </w:tc>
+        <w:tc>
+          <w:tcPr>
+            <w:tcW w:w="283" w:type="dxa"/>
+          </w:tcPr>
+          <w:p>
+            <w:pPr>
+              <w:pStyle w:val="Prrafodelista"/>
+              <w:ind w:left="0"/>
+              <w:jc w:val="center"/>
+              <w:rPr>
+                <w:lang w:val="es-MX"/>
+              </w:rPr>
+            </w:pPr>
+            <w:r>
+              <w:rPr>
+                <w:lang w:val="es-MX"/>
+              </w:rPr>
+              <w:t>0</w:t>
+            </w:r>
+          </w:p>
+        </w:tc>
+        <w:tc>
+          <w:tcPr>
+            <w:tcW w:w="283" w:type="dxa"/>
+          </w:tcPr>
+          <w:p>
+            <w:pPr>
+              <w:pStyle w:val="Prrafodelista"/>
+              <w:ind w:left="0"/>
+              <w:jc w:val="center"/>
+              <w:rPr>
+                <w:lang w:val="es-MX"/>
+              </w:rPr>
+            </w:pPr>
+            <w:r>
+              <w:rPr>
+                <w:highlight w:val="magenta"/>
+                <w:lang w:val="es-MX"/>
+              </w:rPr>
+              <w:t>1</w:t>
+            </w:r>
+          </w:p>
+        </w:tc>
+        <w:tc>
+          <w:tcPr>
+            <w:tcW w:w="283" w:type="dxa"/>
+          </w:tcPr>
+          <w:p>
+            <w:pPr>
+              <w:pStyle w:val="Prrafodelista"/>
+              <w:ind w:left="0"/>
+              <w:jc w:val="center"/>
+              <w:rPr>
+                <w:highlight w:val="magenta"/>
+                <w:lang w:val="es-MX"/>
+              </w:rPr>
+            </w:pPr>
+            <w:r>
+              <w:rPr>
+                <w:highlight w:val="magenta"/>
+                <w:lang w:val="es-MX"/>
+              </w:rPr>
+              <w:t>1</w:t>
+            </w:r>
+          </w:p>
+        </w:tc>
+        <w:tc>
+          <w:tcPr>
+            <w:tcW w:w="283" w:type="dxa"/>
+          </w:tcPr>
+          <w:p>
+            <w:pPr>
+              <w:pStyle w:val="Prrafodelista"/>
+              <w:ind w:left="0"/>
+              <w:jc w:val="center"/>
+              <w:rPr>
+                <w:highlight w:val="magenta"/>
+                <w:lang w:val="es-MX"/>
+              </w:rPr>
+            </w:pPr>
+            <w:r>
+              <w:rPr>
+                <w:highlight w:val="magenta"/>
+                <w:lang w:val="es-MX"/>
+              </w:rPr>
+              <w:t>1</w:t>
+            </w:r>
+          </w:p>
+        </w:tc>
+        <w:tc>
+          <w:tcPr>
+            <w:tcW w:w="283" w:type="dxa"/>
+          </w:tcPr>
+          <w:p>
+            <w:pPr>
+              <w:pStyle w:val="Prrafodelista"/>
+              <w:ind w:left="0"/>
+              <w:jc w:val="center"/>
+              <w:rPr>
+                <w:highlight w:val="magenta"/>
+                <w:lang w:val="es-MX"/>
+              </w:rPr>
+            </w:pPr>
+            <w:r>
+              <w:rPr>
+                <w:highlight w:val="magenta"/>
+                <w:lang w:val="es-MX"/>
+              </w:rPr>
+              <w:t>1</w:t>
+            </w:r>
+          </w:p>
+        </w:tc>
+      </w:tr>
+    </w:tbl>
+    <w:p>
+      <w:pPr>
+        <w:rPr>
+          <w:lang w:val="es-MX"/>
+        </w:rPr>
+      </w:pPr>
+    </w:p>
+    <w:p>
+      <w:pPr>
+        <w:pStyle w:val="Prrafodelista"/>
+        <w:numPr>
+          <w:ilvl w:val="0"/>
+          <w:numId w:val="1"/>
+        </w:numPr>
+        <w:rPr>
+          <w:lang w:val="es-MX"/>
+        </w:rPr>
+      </w:pPr>
+      <w:r>
+        <w:rPr>
+          <w:lang w:val="es-MX"/>
+        </w:rPr>
+        <w:t>Piezas:</w:t>
+      </w:r>
+      <w:r>
+        <w:rPr>
+          <w:lang w:val="es-MX"/>
+        </w:rPr>
+        <w:t xml:space="preserve"> Las 5 piezas que compondrán el juego son I, O, T, L, Z. Escogí L y Z porque siento que son piezas que entre ellas pueden encajar, pero no descarto la idea de poder hacer las 7 piezas en total, ahora bien, estas fichas serán representadas mediante bits, y el tablero es un arreglo de filas que están compuestas por bits, o sea la idea del tetris es llenar por completo los espacios del tablero, y las piezas son representadas con 1, y el tablero esta representado con 0, a lo que quiero llegar con esto es que solo bastará hacer operaciones para colocar en la fila que se quiere el bit que represente una ficha</w:t>
+      </w:r>
+      <w:r>
+        <w:rPr>
+          <w:lang w:val="es-MX"/>
+        </w:rPr>
+        <w:t>, a continuación la representación de las fichas:</w:t>
+      </w:r>
+    </w:p>
+    <w:p>
+      <w:pPr>
+        <w:pStyle w:val="Prrafodelista"/>
+        <w:rPr>
+          <w:lang w:val="es-MX"/>
+        </w:rPr>
+      </w:pPr>
+    </w:p>
+    <w:tbl>
+      <w:tblPr>
+        <w:tblStyle w:val="Tablaconcuadrcula"/>
+        <w:tblW w:w="0" w:type="auto"/>
+        <w:tblInd w:w="720" w:type="dxa"/>
+        <w:tblLook w:val="04A0" w:firstRow="1" w:lastRow="0" w:firstColumn="1" w:lastColumn="0" w:noHBand="0" w:noVBand="1"/>
+      </w:tblPr>
+      <w:tblGrid>
+        <w:gridCol w:w="334"/>
+        <w:gridCol w:w="334"/>
+        <w:gridCol w:w="334"/>
+        <w:gridCol w:w="334"/>
+        <w:gridCol w:w="334"/>
+        <w:gridCol w:w="334"/>
+        <w:gridCol w:w="334"/>
+        <w:gridCol w:w="334"/>
+        <w:gridCol w:w="334"/>
+        <w:gridCol w:w="334"/>
+        <w:gridCol w:w="334"/>
+        <w:gridCol w:w="334"/>
+        <w:gridCol w:w="334"/>
+        <w:gridCol w:w="334"/>
+        <w:gridCol w:w="334"/>
+        <w:gridCol w:w="334"/>
+        <w:gridCol w:w="334"/>
+        <w:gridCol w:w="334"/>
+      </w:tblGrid>
+      <w:tr>
+        <w:tc>
+          <w:tcPr>
+            <w:tcW w:w="334" w:type="dxa"/>
+          </w:tcPr>
+          <w:p>
+            <w:pPr>
+              <w:pStyle w:val="Prrafodelista"/>
+              <w:ind w:left="0"/>
+              <w:rPr>
+                <w:lang w:val="es-MX"/>
+              </w:rPr>
+            </w:pPr>
+            <w:r>
+              <w:rPr>
+                <w:lang w:val="es-MX"/>
+              </w:rPr>
+              <w:t>0</w:t>
+            </w:r>
+          </w:p>
+        </w:tc>
+        <w:tc>
+          <w:tcPr>
+            <w:tcW w:w="334" w:type="dxa"/>
+          </w:tcPr>
+          <w:p>
+            <w:pPr>
+              <w:pStyle w:val="Prrafodelista"/>
+              <w:ind w:left="0"/>
+              <w:rPr>
+                <w:lang w:val="es-MX"/>
+              </w:rPr>
+            </w:pPr>
+            <w:r>
+              <w:rPr>
+                <w:lang w:val="es-MX"/>
+              </w:rPr>
+              <w:t>0</w:t>
+            </w:r>
+          </w:p>
+        </w:tc>
+        <w:tc>
+          <w:tcPr>
+            <w:tcW w:w="334" w:type="dxa"/>
+          </w:tcPr>
+          <w:p>
+            <w:pPr>
+              <w:pStyle w:val="Prrafodelista"/>
+              <w:ind w:left="0"/>
+              <w:rPr>
+                <w:lang w:val="es-MX"/>
+              </w:rPr>
+            </w:pPr>
+            <w:r>
+              <w:rPr>
+                <w:lang w:val="es-MX"/>
+              </w:rPr>
+              <w:t>0</w:t>
+            </w:r>
+          </w:p>
+        </w:tc>
+        <w:tc>
+          <w:tcPr>
+            <w:tcW w:w="334" w:type="dxa"/>
+          </w:tcPr>
+          <w:p>
+            <w:pPr>
+              <w:pStyle w:val="Prrafodelista"/>
+              <w:ind w:left="0"/>
+              <w:rPr>
+                <w:lang w:val="es-MX"/>
+              </w:rPr>
+            </w:pPr>
+            <w:r>
+              <w:rPr>
+                <w:lang w:val="es-MX"/>
+              </w:rPr>
+              <w:t>0</w:t>
+            </w:r>
+          </w:p>
+        </w:tc>
+        <w:tc>
+          <w:tcPr>
+            <w:tcW w:w="334" w:type="dxa"/>
+          </w:tcPr>
+          <w:p>
+            <w:pPr>
+              <w:pStyle w:val="Prrafodelista"/>
+              <w:ind w:left="0"/>
+              <w:rPr>
+                <w:lang w:val="es-MX"/>
+              </w:rPr>
+            </w:pPr>
+            <w:r>
+              <w:rPr>
+                <w:lang w:val="es-MX"/>
+              </w:rPr>
+              <w:t>0</w:t>
+            </w:r>
+          </w:p>
+        </w:tc>
+        <w:tc>
+          <w:tcPr>
+            <w:tcW w:w="334" w:type="dxa"/>
+          </w:tcPr>
+          <w:p>
+            <w:pPr>
+              <w:pStyle w:val="Prrafodelista"/>
+              <w:ind w:left="0"/>
+              <w:rPr>
+                <w:lang w:val="es-MX"/>
+              </w:rPr>
+            </w:pPr>
+            <w:r>
+              <w:rPr>
+                <w:lang w:val="es-MX"/>
+              </w:rPr>
+              <w:t>0</w:t>
+            </w:r>
+          </w:p>
+        </w:tc>
+        <w:tc>
+          <w:tcPr>
+            <w:tcW w:w="334" w:type="dxa"/>
+          </w:tcPr>
+          <w:p>
+            <w:pPr>
+              <w:pStyle w:val="Prrafodelista"/>
+              <w:ind w:left="0"/>
+              <w:rPr>
+                <w:lang w:val="es-MX"/>
+              </w:rPr>
+            </w:pPr>
+            <w:r>
+              <w:rPr>
+                <w:lang w:val="es-MX"/>
+              </w:rPr>
+              <w:t>0</w:t>
+            </w:r>
+          </w:p>
+        </w:tc>
+        <w:tc>
+          <w:tcPr>
+            <w:tcW w:w="334" w:type="dxa"/>
+          </w:tcPr>
+          <w:p>
+            <w:pPr>
+              <w:pStyle w:val="Prrafodelista"/>
+              <w:ind w:left="0"/>
+              <w:rPr>
+                <w:lang w:val="es-MX"/>
+              </w:rPr>
+            </w:pPr>
+            <w:r>
+              <w:rPr>
+                <w:lang w:val="es-MX"/>
+              </w:rPr>
+              <w:t>0</w:t>
+            </w:r>
+          </w:p>
+        </w:tc>
+        <w:tc>
+          <w:tcPr>
+            <w:tcW w:w="334" w:type="dxa"/>
+          </w:tcPr>
+          <w:p>
+            <w:pPr>
+              <w:pStyle w:val="Prrafodelista"/>
+              <w:ind w:left="0"/>
+              <w:rPr>
+                <w:lang w:val="es-MX"/>
+              </w:rPr>
+            </w:pPr>
+            <w:r>
+              <w:rPr>
+                <w:lang w:val="es-MX"/>
+              </w:rPr>
+              <w:t>0</w:t>
+            </w:r>
+          </w:p>
+        </w:tc>
+        <w:tc>
+          <w:tcPr>
+            <w:tcW w:w="334" w:type="dxa"/>
+          </w:tcPr>
+          <w:p>
+            <w:pPr>
+              <w:pStyle w:val="Prrafodelista"/>
+              <w:ind w:left="0"/>
+              <w:rPr>
+                <w:lang w:val="es-MX"/>
+              </w:rPr>
+            </w:pPr>
+            <w:r>
+              <w:rPr>
+                <w:lang w:val="es-MX"/>
+              </w:rPr>
+              <w:t>0</w:t>
+            </w:r>
+          </w:p>
+        </w:tc>
+        <w:tc>
+          <w:tcPr>
+            <w:tcW w:w="334" w:type="dxa"/>
+          </w:tcPr>
+          <w:p>
+            <w:pPr>
+              <w:pStyle w:val="Prrafodelista"/>
+              <w:ind w:left="0"/>
+              <w:rPr>
+                <w:lang w:val="es-MX"/>
+              </w:rPr>
+            </w:pPr>
+            <w:r>
+              <w:rPr>
+                <w:lang w:val="es-MX"/>
+              </w:rPr>
+              <w:t>0</w:t>
+            </w:r>
+          </w:p>
+        </w:tc>
+        <w:tc>
+          <w:tcPr>
+            <w:tcW w:w="334" w:type="dxa"/>
+          </w:tcPr>
+          <w:p>
+            <w:pPr>
+              <w:pStyle w:val="Prrafodelista"/>
+              <w:ind w:left="0"/>
+              <w:rPr>
+                <w:lang w:val="es-MX"/>
+              </w:rPr>
+            </w:pPr>
+            <w:r>
+              <w:rPr>
+                <w:lang w:val="es-MX"/>
+              </w:rPr>
+              <w:t>0</w:t>
+            </w:r>
+          </w:p>
+        </w:tc>
+        <w:tc>
+          <w:tcPr>
+            <w:tcW w:w="334" w:type="dxa"/>
+          </w:tcPr>
+          <w:p>
+            <w:pPr>
+              <w:pStyle w:val="Prrafodelista"/>
+              <w:ind w:left="0"/>
+              <w:rPr>
+                <w:lang w:val="es-MX"/>
+              </w:rPr>
+            </w:pPr>
+            <w:r>
+              <w:rPr>
+                <w:lang w:val="es-MX"/>
+              </w:rPr>
+              <w:t>0</w:t>
+            </w:r>
+          </w:p>
+        </w:tc>
+        <w:tc>
+          <w:tcPr>
+            <w:tcW w:w="334" w:type="dxa"/>
+          </w:tcPr>
+          <w:p>
+            <w:pPr>
+              <w:pStyle w:val="Prrafodelista"/>
+              <w:ind w:left="0"/>
+              <w:rPr>
+                <w:lang w:val="es-MX"/>
+              </w:rPr>
+            </w:pPr>
+            <w:r>
+              <w:rPr>
+                <w:lang w:val="es-MX"/>
+              </w:rPr>
+              <w:t>0</w:t>
+            </w:r>
+          </w:p>
+        </w:tc>
+        <w:tc>
+          <w:tcPr>
+            <w:tcW w:w="334" w:type="dxa"/>
+          </w:tcPr>
+          <w:p>
+            <w:pPr>
+              <w:pStyle w:val="Prrafodelista"/>
+              <w:ind w:left="0"/>
+              <w:rPr>
+                <w:lang w:val="es-MX"/>
+              </w:rPr>
+            </w:pPr>
+            <w:r>
+              <w:rPr>
+                <w:lang w:val="es-MX"/>
+              </w:rPr>
+              <w:t>0</w:t>
+            </w:r>
+          </w:p>
+        </w:tc>
+        <w:tc>
+          <w:tcPr>
+            <w:tcW w:w="334" w:type="dxa"/>
+          </w:tcPr>
+          <w:p>
+            <w:pPr>
+              <w:pStyle w:val="Prrafodelista"/>
+              <w:ind w:left="0"/>
+              <w:rPr>
+                <w:lang w:val="es-MX"/>
+              </w:rPr>
+            </w:pPr>
+            <w:r>
+              <w:rPr>
+                <w:lang w:val="es-MX"/>
+              </w:rPr>
+              <w:t>0</w:t>
+            </w:r>
+          </w:p>
+        </w:tc>
+        <w:tc>
+          <w:tcPr>
+            <w:tcW w:w="334" w:type="dxa"/>
+          </w:tcPr>
+          <w:p>
+            <w:pPr>
+              <w:pStyle w:val="Prrafodelista"/>
+              <w:ind w:left="0"/>
+              <w:rPr>
+                <w:lang w:val="es-MX"/>
+              </w:rPr>
+            </w:pPr>
+            <w:r>
+              <w:rPr>
+                <w:lang w:val="es-MX"/>
+              </w:rPr>
+              <w:t>0</w:t>
+            </w:r>
+          </w:p>
+        </w:tc>
+        <w:tc>
+          <w:tcPr>
+            <w:tcW w:w="334" w:type="dxa"/>
+          </w:tcPr>
+          <w:p>
+            <w:pPr>
+              <w:pStyle w:val="Prrafodelista"/>
+              <w:ind w:left="0"/>
+              <w:rPr>
+                <w:lang w:val="es-MX"/>
+              </w:rPr>
+            </w:pPr>
+            <w:r>
+              <w:rPr>
+                <w:lang w:val="es-MX"/>
+              </w:rPr>
+              <w:t>0</w:t>
+            </w:r>
+          </w:p>
+        </w:tc>
+      </w:tr>
+      <w:tr>
+        <w:tc>
+          <w:tcPr>
+            <w:tcW w:w="334" w:type="dxa"/>
+          </w:tcPr>
+          <w:p>
+            <w:pPr>
+              <w:pStyle w:val="Prrafodelista"/>
+              <w:ind w:left="0"/>
+              <w:rPr>
+                <w:lang w:val="es-MX"/>
+              </w:rPr>
+            </w:pPr>
+            <w:r>
+              <w:rPr>
+                <w:lang w:val="es-MX"/>
+              </w:rPr>
+              <w:t>0</w:t>
+            </w:r>
+          </w:p>
+        </w:tc>
+        <w:tc>
+          <w:tcPr>
+            <w:tcW w:w="334" w:type="dxa"/>
+          </w:tcPr>
+          <w:p>
+            <w:pPr>
+              <w:pStyle w:val="Prrafodelista"/>
+              <w:ind w:left="0"/>
+              <w:rPr>
+                <w:highlight w:val="green"/>
+                <w:lang w:val="es-MX"/>
+              </w:rPr>
+            </w:pPr>
+            <w:r>
+              <w:rPr>
+                <w:highlight w:val="green"/>
+                <w:lang w:val="es-MX"/>
+              </w:rPr>
+              <w:t>1</w:t>
+            </w:r>
+          </w:p>
+        </w:tc>
+        <w:tc>
+          <w:tcPr>
+            <w:tcW w:w="334" w:type="dxa"/>
+          </w:tcPr>
+          <w:p>
+            <w:pPr>
+              <w:pStyle w:val="Prrafodelista"/>
+              <w:ind w:left="0"/>
+              <w:rPr>
+                <w:lang w:val="es-MX"/>
+              </w:rPr>
+            </w:pPr>
+            <w:r>
+              <w:rPr>
+                <w:lang w:val="es-MX"/>
+              </w:rPr>
+              <w:t>0</w:t>
+            </w:r>
+          </w:p>
+        </w:tc>
+        <w:tc>
+          <w:tcPr>
+            <w:tcW w:w="334" w:type="dxa"/>
+          </w:tcPr>
+          <w:p>
+            <w:pPr>
+              <w:pStyle w:val="Prrafodelista"/>
+              <w:ind w:left="0"/>
+              <w:rPr>
+                <w:highlight w:val="cyan"/>
+                <w:lang w:val="es-MX"/>
+              </w:rPr>
+            </w:pPr>
+            <w:r>
+              <w:rPr>
+                <w:highlight w:val="cyan"/>
+                <w:lang w:val="es-MX"/>
+              </w:rPr>
+              <w:t>1</w:t>
+            </w:r>
+          </w:p>
+        </w:tc>
+        <w:tc>
+          <w:tcPr>
+            <w:tcW w:w="334" w:type="dxa"/>
+          </w:tcPr>
+          <w:p>
+            <w:pPr>
+              <w:pStyle w:val="Prrafodelista"/>
+              <w:ind w:left="0"/>
+              <w:rPr>
+                <w:highlight w:val="cyan"/>
+                <w:lang w:val="es-MX"/>
+              </w:rPr>
+            </w:pPr>
+            <w:r>
+              <w:rPr>
+                <w:highlight w:val="cyan"/>
+                <w:lang w:val="es-MX"/>
+              </w:rPr>
+              <w:t>1</w:t>
+            </w:r>
+          </w:p>
+        </w:tc>
+        <w:tc>
+          <w:tcPr>
+            <w:tcW w:w="334" w:type="dxa"/>
+          </w:tcPr>
+          <w:p>
+            <w:pPr>
+              <w:pStyle w:val="Prrafodelista"/>
+              <w:ind w:left="0"/>
+              <w:rPr>
+                <w:highlight w:val="cyan"/>
+                <w:lang w:val="es-MX"/>
+              </w:rPr>
+            </w:pPr>
+            <w:r>
+              <w:rPr>
+                <w:highlight w:val="cyan"/>
+                <w:lang w:val="es-MX"/>
+              </w:rPr>
+              <w:t>1</w:t>
+            </w:r>
+          </w:p>
+        </w:tc>
+        <w:tc>
+          <w:tcPr>
+            <w:tcW w:w="334" w:type="dxa"/>
+          </w:tcPr>
+          <w:p>
+            <w:pPr>
+              <w:pStyle w:val="Prrafodelista"/>
+              <w:ind w:left="0"/>
+              <w:rPr>
+                <w:lang w:val="es-MX"/>
+              </w:rPr>
+            </w:pPr>
+            <w:r>
+              <w:rPr>
+                <w:lang w:val="es-MX"/>
+              </w:rPr>
+              <w:t>0</w:t>
+            </w:r>
+          </w:p>
+        </w:tc>
+        <w:tc>
+          <w:tcPr>
+            <w:tcW w:w="334" w:type="dxa"/>
+          </w:tcPr>
+          <w:p>
+            <w:pPr>
+              <w:pStyle w:val="Prrafodelista"/>
+              <w:ind w:left="0"/>
+              <w:rPr>
+                <w:highlight w:val="magenta"/>
+                <w:lang w:val="es-MX"/>
+              </w:rPr>
+            </w:pPr>
+            <w:r>
+              <w:rPr>
+                <w:highlight w:val="magenta"/>
+                <w:lang w:val="es-MX"/>
+              </w:rPr>
+              <w:t>1</w:t>
+            </w:r>
+          </w:p>
+        </w:tc>
+        <w:tc>
+          <w:tcPr>
+            <w:tcW w:w="334" w:type="dxa"/>
+          </w:tcPr>
+          <w:p>
+            <w:pPr>
+              <w:pStyle w:val="Prrafodelista"/>
+              <w:ind w:left="0"/>
+              <w:rPr>
+                <w:highlight w:val="magenta"/>
+                <w:lang w:val="es-MX"/>
+              </w:rPr>
+            </w:pPr>
+            <w:r>
+              <w:rPr>
+                <w:highlight w:val="magenta"/>
+                <w:lang w:val="es-MX"/>
+              </w:rPr>
+              <w:t>1</w:t>
+            </w:r>
+          </w:p>
+        </w:tc>
+        <w:tc>
+          <w:tcPr>
+            <w:tcW w:w="334" w:type="dxa"/>
+          </w:tcPr>
+          <w:p>
+            <w:pPr>
+              <w:pStyle w:val="Prrafodelista"/>
+              <w:ind w:left="0"/>
+              <w:rPr>
+                <w:lang w:val="es-MX"/>
+              </w:rPr>
+            </w:pPr>
+            <w:r>
+              <w:rPr>
+                <w:lang w:val="es-MX"/>
+              </w:rPr>
+              <w:t>0</w:t>
+            </w:r>
+          </w:p>
+        </w:tc>
+        <w:tc>
+          <w:tcPr>
+            <w:tcW w:w="334" w:type="dxa"/>
+          </w:tcPr>
+          <w:p>
+            <w:pPr>
+              <w:pStyle w:val="Prrafodelista"/>
+              <w:ind w:left="0"/>
+              <w:rPr>
+                <w:lang w:val="es-MX"/>
+              </w:rPr>
+            </w:pPr>
+            <w:r>
+              <w:rPr>
+                <w:lang w:val="es-MX"/>
+              </w:rPr>
+              <w:t>0</w:t>
+            </w:r>
+          </w:p>
+        </w:tc>
+        <w:tc>
+          <w:tcPr>
+            <w:tcW w:w="334" w:type="dxa"/>
+          </w:tcPr>
+          <w:p>
+            <w:pPr>
+              <w:pStyle w:val="Prrafodelista"/>
+              <w:ind w:left="0"/>
+              <w:rPr>
+                <w:highlight w:val="red"/>
+                <w:lang w:val="es-MX"/>
+              </w:rPr>
+            </w:pPr>
+            <w:r>
+              <w:rPr>
+                <w:highlight w:val="red"/>
+                <w:lang w:val="es-MX"/>
+              </w:rPr>
+              <w:t>1</w:t>
+            </w:r>
+          </w:p>
+        </w:tc>
+        <w:tc>
+          <w:tcPr>
+            <w:tcW w:w="334" w:type="dxa"/>
+          </w:tcPr>
+          <w:p>
+            <w:pPr>
+              <w:pStyle w:val="Prrafodelista"/>
+              <w:ind w:left="0"/>
+              <w:rPr>
+                <w:lang w:val="es-MX"/>
+              </w:rPr>
+            </w:pPr>
+            <w:r>
+              <w:rPr>
+                <w:lang w:val="es-MX"/>
+              </w:rPr>
+              <w:t>0</w:t>
+            </w:r>
+          </w:p>
+        </w:tc>
+        <w:tc>
+          <w:tcPr>
+            <w:tcW w:w="334" w:type="dxa"/>
+          </w:tcPr>
+          <w:p>
+            <w:pPr>
+              <w:pStyle w:val="Prrafodelista"/>
+              <w:ind w:left="0"/>
+              <w:rPr>
+                <w:lang w:val="es-MX"/>
+              </w:rPr>
+            </w:pPr>
+            <w:r>
+              <w:rPr>
+                <w:lang w:val="es-MX"/>
+              </w:rPr>
+              <w:t>0</w:t>
+            </w:r>
+          </w:p>
+        </w:tc>
+        <w:tc>
+          <w:tcPr>
+            <w:tcW w:w="334" w:type="dxa"/>
+          </w:tcPr>
+          <w:p>
+            <w:pPr>
+              <w:pStyle w:val="Prrafodelista"/>
+              <w:ind w:left="0"/>
+              <w:rPr>
+                <w:highlight w:val="blue"/>
+                <w:lang w:val="es-MX"/>
+              </w:rPr>
+            </w:pPr>
+            <w:r>
+              <w:rPr>
+                <w:highlight w:val="blue"/>
+                <w:lang w:val="es-MX"/>
+              </w:rPr>
+              <w:t>1</w:t>
+            </w:r>
+          </w:p>
+        </w:tc>
+        <w:tc>
+          <w:tcPr>
+            <w:tcW w:w="334" w:type="dxa"/>
+          </w:tcPr>
+          <w:p>
+            <w:pPr>
+              <w:pStyle w:val="Prrafodelista"/>
+              <w:ind w:left="0"/>
+              <w:rPr>
+                <w:highlight w:val="blue"/>
+                <w:lang w:val="es-MX"/>
+              </w:rPr>
+            </w:pPr>
+            <w:r>
+              <w:rPr>
+                <w:highlight w:val="blue"/>
+                <w:lang w:val="es-MX"/>
+              </w:rPr>
+              <w:t>1</w:t>
+            </w:r>
+          </w:p>
+        </w:tc>
+        <w:tc>
+          <w:tcPr>
+            <w:tcW w:w="334" w:type="dxa"/>
+          </w:tcPr>
+          <w:p>
+            <w:pPr>
+              <w:pStyle w:val="Prrafodelista"/>
+              <w:ind w:left="0"/>
+              <w:rPr>
+                <w:lang w:val="es-MX"/>
+              </w:rPr>
+            </w:pPr>
+            <w:r>
+              <w:rPr>
+                <w:lang w:val="es-MX"/>
+              </w:rPr>
+              <w:t>0</w:t>
+            </w:r>
+          </w:p>
+        </w:tc>
+        <w:tc>
+          <w:tcPr>
+            <w:tcW w:w="334" w:type="dxa"/>
+          </w:tcPr>
+          <w:p>
+            <w:pPr>
+              <w:pStyle w:val="Prrafodelista"/>
+              <w:ind w:left="0"/>
+              <w:rPr>
+                <w:lang w:val="es-MX"/>
+              </w:rPr>
+            </w:pPr>
+            <w:r>
+              <w:rPr>
+                <w:lang w:val="es-MX"/>
+              </w:rPr>
+              <w:t>0</w:t>
+            </w:r>
+          </w:p>
+        </w:tc>
+      </w:tr>
+      <w:tr>
+        <w:tc>
+          <w:tcPr>
+            <w:tcW w:w="334" w:type="dxa"/>
+          </w:tcPr>
+          <w:p>
+            <w:pPr>
+              <w:pStyle w:val="Prrafodelista"/>
+              <w:ind w:left="0"/>
+              <w:rPr>
+                <w:lang w:val="es-MX"/>
+              </w:rPr>
+            </w:pPr>
+            <w:r>
+              <w:rPr>
+                <w:lang w:val="es-MX"/>
+              </w:rPr>
+              <w:t>0</w:t>
+            </w:r>
+          </w:p>
+        </w:tc>
+        <w:tc>
+          <w:tcPr>
+            <w:tcW w:w="334" w:type="dxa"/>
+          </w:tcPr>
+          <w:p>
+            <w:pPr>
+              <w:pStyle w:val="Prrafodelista"/>
+              <w:ind w:left="0"/>
+              <w:rPr>
+                <w:highlight w:val="green"/>
+                <w:lang w:val="es-MX"/>
+              </w:rPr>
+            </w:pPr>
+            <w:r>
+              <w:rPr>
+                <w:highlight w:val="green"/>
+                <w:lang w:val="es-MX"/>
+              </w:rPr>
+              <w:t>1</w:t>
+            </w:r>
+          </w:p>
+        </w:tc>
+        <w:tc>
+          <w:tcPr>
+            <w:tcW w:w="334" w:type="dxa"/>
+          </w:tcPr>
+          <w:p>
+            <w:pPr>
+              <w:pStyle w:val="Prrafodelista"/>
+              <w:ind w:left="0"/>
+              <w:rPr>
+                <w:lang w:val="es-MX"/>
+              </w:rPr>
+            </w:pPr>
+            <w:r>
+              <w:rPr>
+                <w:lang w:val="es-MX"/>
+              </w:rPr>
+              <w:t>0</w:t>
+            </w:r>
+          </w:p>
+        </w:tc>
+        <w:tc>
+          <w:tcPr>
+            <w:tcW w:w="334" w:type="dxa"/>
+          </w:tcPr>
+          <w:p>
+            <w:pPr>
+              <w:pStyle w:val="Prrafodelista"/>
+              <w:ind w:left="0"/>
+              <w:rPr>
+                <w:lang w:val="es-MX"/>
+              </w:rPr>
+            </w:pPr>
+            <w:r>
+              <w:rPr>
+                <w:lang w:val="es-MX"/>
+              </w:rPr>
+              <w:t>0</w:t>
+            </w:r>
+          </w:p>
+        </w:tc>
+        <w:tc>
+          <w:tcPr>
+            <w:tcW w:w="334" w:type="dxa"/>
+          </w:tcPr>
+          <w:p>
+            <w:pPr>
+              <w:pStyle w:val="Prrafodelista"/>
+              <w:ind w:left="0"/>
+              <w:rPr>
+                <w:highlight w:val="cyan"/>
+                <w:lang w:val="es-MX"/>
+              </w:rPr>
+            </w:pPr>
+            <w:r>
+              <w:rPr>
+                <w:highlight w:val="cyan"/>
+                <w:lang w:val="es-MX"/>
+              </w:rPr>
+              <w:t>1</w:t>
+            </w:r>
+          </w:p>
+        </w:tc>
+        <w:tc>
+          <w:tcPr>
+            <w:tcW w:w="334" w:type="dxa"/>
+          </w:tcPr>
+          <w:p>
+            <w:pPr>
+              <w:pStyle w:val="Prrafodelista"/>
+              <w:ind w:left="0"/>
+              <w:rPr>
+                <w:lang w:val="es-MX"/>
+              </w:rPr>
+            </w:pPr>
+            <w:r>
+              <w:rPr>
+                <w:lang w:val="es-MX"/>
+              </w:rPr>
+              <w:t>0</w:t>
+            </w:r>
+          </w:p>
+        </w:tc>
+        <w:tc>
+          <w:tcPr>
+            <w:tcW w:w="334" w:type="dxa"/>
+          </w:tcPr>
+          <w:p>
+            <w:pPr>
+              <w:pStyle w:val="Prrafodelista"/>
+              <w:ind w:left="0"/>
+              <w:rPr>
+                <w:lang w:val="es-MX"/>
+              </w:rPr>
+            </w:pPr>
+            <w:r>
+              <w:rPr>
+                <w:lang w:val="es-MX"/>
+              </w:rPr>
+              <w:t>0</w:t>
+            </w:r>
+          </w:p>
+        </w:tc>
+        <w:tc>
+          <w:tcPr>
+            <w:tcW w:w="334" w:type="dxa"/>
+          </w:tcPr>
+          <w:p>
+            <w:pPr>
+              <w:pStyle w:val="Prrafodelista"/>
+              <w:ind w:left="0"/>
+              <w:rPr>
+                <w:highlight w:val="magenta"/>
+                <w:lang w:val="es-MX"/>
+              </w:rPr>
+            </w:pPr>
+            <w:r>
+              <w:rPr>
+                <w:highlight w:val="magenta"/>
+                <w:lang w:val="es-MX"/>
+              </w:rPr>
+              <w:t>1</w:t>
+            </w:r>
+          </w:p>
+        </w:tc>
+        <w:tc>
+          <w:tcPr>
+            <w:tcW w:w="334" w:type="dxa"/>
+          </w:tcPr>
+          <w:p>
+            <w:pPr>
+              <w:pStyle w:val="Prrafodelista"/>
+              <w:ind w:left="0"/>
+              <w:rPr>
+                <w:highlight w:val="magenta"/>
+                <w:lang w:val="es-MX"/>
+              </w:rPr>
+            </w:pPr>
+            <w:r>
+              <w:rPr>
+                <w:highlight w:val="magenta"/>
+                <w:lang w:val="es-MX"/>
+              </w:rPr>
+              <w:t>1</w:t>
+            </w:r>
+          </w:p>
+        </w:tc>
+        <w:tc>
+          <w:tcPr>
+            <w:tcW w:w="334" w:type="dxa"/>
+          </w:tcPr>
+          <w:p>
+            <w:pPr>
+              <w:pStyle w:val="Prrafodelista"/>
+              <w:ind w:left="0"/>
+              <w:rPr>
+                <w:lang w:val="es-MX"/>
+              </w:rPr>
+            </w:pPr>
+            <w:r>
+              <w:rPr>
+                <w:lang w:val="es-MX"/>
+              </w:rPr>
+              <w:t>0</w:t>
+            </w:r>
+          </w:p>
+        </w:tc>
+        <w:tc>
+          <w:tcPr>
+            <w:tcW w:w="334" w:type="dxa"/>
+          </w:tcPr>
+          <w:p>
+            <w:pPr>
+              <w:pStyle w:val="Prrafodelista"/>
+              <w:ind w:left="0"/>
+              <w:rPr>
+                <w:lang w:val="es-MX"/>
+              </w:rPr>
+            </w:pPr>
+            <w:r>
+              <w:rPr>
+                <w:lang w:val="es-MX"/>
+              </w:rPr>
+              <w:t>0</w:t>
+            </w:r>
+          </w:p>
+        </w:tc>
+        <w:tc>
+          <w:tcPr>
+            <w:tcW w:w="334" w:type="dxa"/>
+          </w:tcPr>
+          <w:p>
+            <w:pPr>
+              <w:pStyle w:val="Prrafodelista"/>
+              <w:ind w:left="0"/>
+              <w:rPr>
+                <w:highlight w:val="red"/>
+                <w:lang w:val="es-MX"/>
+              </w:rPr>
+            </w:pPr>
+            <w:r>
+              <w:rPr>
+                <w:highlight w:val="red"/>
+                <w:lang w:val="es-MX"/>
+              </w:rPr>
+              <w:t>1</w:t>
+            </w:r>
+          </w:p>
+        </w:tc>
+        <w:tc>
+          <w:tcPr>
+            <w:tcW w:w="334" w:type="dxa"/>
+          </w:tcPr>
+          <w:p>
+            <w:pPr>
+              <w:pStyle w:val="Prrafodelista"/>
+              <w:ind w:left="0"/>
+              <w:rPr>
+                <w:lang w:val="es-MX"/>
+              </w:rPr>
+            </w:pPr>
+            <w:r>
+              <w:rPr>
+                <w:lang w:val="es-MX"/>
+              </w:rPr>
+              <w:t>0</w:t>
+            </w:r>
+          </w:p>
+        </w:tc>
+        <w:tc>
+          <w:tcPr>
+            <w:tcW w:w="334" w:type="dxa"/>
+          </w:tcPr>
+          <w:p>
+            <w:pPr>
+              <w:pStyle w:val="Prrafodelista"/>
+              <w:ind w:left="0"/>
+              <w:rPr>
+                <w:lang w:val="es-MX"/>
+              </w:rPr>
+            </w:pPr>
+            <w:r>
+              <w:rPr>
+                <w:lang w:val="es-MX"/>
+              </w:rPr>
+              <w:t>0</w:t>
+            </w:r>
+          </w:p>
+        </w:tc>
+        <w:tc>
+          <w:tcPr>
+            <w:tcW w:w="334" w:type="dxa"/>
+          </w:tcPr>
+          <w:p>
+            <w:pPr>
+              <w:pStyle w:val="Prrafodelista"/>
+              <w:ind w:left="0"/>
+              <w:rPr>
+                <w:lang w:val="es-MX"/>
+              </w:rPr>
+            </w:pPr>
+            <w:r>
+              <w:rPr>
+                <w:lang w:val="es-MX"/>
+              </w:rPr>
+              <w:t>0</w:t>
+            </w:r>
+          </w:p>
+        </w:tc>
+        <w:tc>
+          <w:tcPr>
+            <w:tcW w:w="334" w:type="dxa"/>
+          </w:tcPr>
+          <w:p>
+            <w:pPr>
+              <w:pStyle w:val="Prrafodelista"/>
+              <w:ind w:left="0"/>
+              <w:rPr>
+                <w:highlight w:val="blue"/>
+                <w:lang w:val="es-MX"/>
+              </w:rPr>
+            </w:pPr>
+            <w:r>
+              <w:rPr>
+                <w:highlight w:val="blue"/>
+                <w:lang w:val="es-MX"/>
+              </w:rPr>
+              <w:t>1</w:t>
+            </w:r>
+          </w:p>
+        </w:tc>
+        <w:tc>
+          <w:tcPr>
+            <w:tcW w:w="334" w:type="dxa"/>
+          </w:tcPr>
+          <w:p>
+            <w:pPr>
+              <w:pStyle w:val="Prrafodelista"/>
+              <w:ind w:left="0"/>
+              <w:rPr>
+                <w:highlight w:val="blue"/>
+                <w:lang w:val="es-MX"/>
+              </w:rPr>
+            </w:pPr>
+            <w:r>
+              <w:rPr>
+                <w:highlight w:val="blue"/>
+                <w:lang w:val="es-MX"/>
+              </w:rPr>
+              <w:t>1</w:t>
+            </w:r>
+          </w:p>
+        </w:tc>
+        <w:tc>
+          <w:tcPr>
+            <w:tcW w:w="334" w:type="dxa"/>
+          </w:tcPr>
+          <w:p>
+            <w:pPr>
+              <w:pStyle w:val="Prrafodelista"/>
+              <w:ind w:left="0"/>
+              <w:rPr>
+                <w:lang w:val="es-MX"/>
+              </w:rPr>
+            </w:pPr>
+            <w:r>
+              <w:rPr>
+                <w:lang w:val="es-MX"/>
+              </w:rPr>
+              <w:t>0</w:t>
+            </w:r>
+          </w:p>
+        </w:tc>
+      </w:tr>
+      <w:tr>
+        <w:tc>
+          <w:tcPr>
+            <w:tcW w:w="334" w:type="dxa"/>
+          </w:tcPr>
+          <w:p>
+            <w:pPr>
+              <w:pStyle w:val="Prrafodelista"/>
+              <w:ind w:left="0"/>
+              <w:rPr>
+                <w:lang w:val="es-MX"/>
+              </w:rPr>
+            </w:pPr>
+            <w:r>
+              <w:rPr>
+                <w:lang w:val="es-MX"/>
+              </w:rPr>
+              <w:t>0</w:t>
+            </w:r>
+          </w:p>
+        </w:tc>
+        <w:tc>
+          <w:tcPr>
+            <w:tcW w:w="334" w:type="dxa"/>
+          </w:tcPr>
+          <w:p>
+            <w:pPr>
+              <w:pStyle w:val="Prrafodelista"/>
+              <w:ind w:left="0"/>
+              <w:rPr>
+                <w:highlight w:val="green"/>
+                <w:lang w:val="es-MX"/>
+              </w:rPr>
+            </w:pPr>
+            <w:r>
+              <w:rPr>
+                <w:highlight w:val="green"/>
+                <w:lang w:val="es-MX"/>
+              </w:rPr>
+              <w:t>1</w:t>
+            </w:r>
+          </w:p>
+        </w:tc>
+        <w:tc>
+          <w:tcPr>
+            <w:tcW w:w="334" w:type="dxa"/>
+          </w:tcPr>
+          <w:p>
+            <w:pPr>
+              <w:pStyle w:val="Prrafodelista"/>
+              <w:ind w:left="0"/>
+              <w:rPr>
+                <w:lang w:val="es-MX"/>
+              </w:rPr>
+            </w:pPr>
+            <w:r>
+              <w:rPr>
+                <w:lang w:val="es-MX"/>
+              </w:rPr>
+              <w:t>0</w:t>
+            </w:r>
+          </w:p>
+        </w:tc>
+        <w:tc>
+          <w:tcPr>
+            <w:tcW w:w="334" w:type="dxa"/>
+          </w:tcPr>
+          <w:p>
+            <w:pPr>
+              <w:pStyle w:val="Prrafodelista"/>
+              <w:ind w:left="0"/>
+              <w:rPr>
+                <w:lang w:val="es-MX"/>
+              </w:rPr>
+            </w:pPr>
+            <w:r>
+              <w:rPr>
+                <w:lang w:val="es-MX"/>
+              </w:rPr>
+              <w:t>0</w:t>
+            </w:r>
+          </w:p>
+        </w:tc>
+        <w:tc>
+          <w:tcPr>
+            <w:tcW w:w="334" w:type="dxa"/>
+          </w:tcPr>
+          <w:p>
+            <w:pPr>
+              <w:pStyle w:val="Prrafodelista"/>
+              <w:ind w:left="0"/>
+              <w:rPr>
+                <w:lang w:val="es-MX"/>
+              </w:rPr>
+            </w:pPr>
+            <w:r>
+              <w:rPr>
+                <w:lang w:val="es-MX"/>
+              </w:rPr>
+              <w:t>0</w:t>
+            </w:r>
+          </w:p>
+        </w:tc>
+        <w:tc>
+          <w:tcPr>
+            <w:tcW w:w="334" w:type="dxa"/>
+          </w:tcPr>
+          <w:p>
+            <w:pPr>
+              <w:pStyle w:val="Prrafodelista"/>
+              <w:ind w:left="0"/>
+              <w:rPr>
+                <w:lang w:val="es-MX"/>
+              </w:rPr>
+            </w:pPr>
+            <w:r>
+              <w:rPr>
+                <w:lang w:val="es-MX"/>
+              </w:rPr>
+              <w:t>0</w:t>
+            </w:r>
+          </w:p>
+        </w:tc>
+        <w:tc>
+          <w:tcPr>
+            <w:tcW w:w="334" w:type="dxa"/>
+          </w:tcPr>
+          <w:p>
+            <w:pPr>
+              <w:pStyle w:val="Prrafodelista"/>
+              <w:ind w:left="0"/>
+              <w:rPr>
+                <w:lang w:val="es-MX"/>
+              </w:rPr>
+            </w:pPr>
+            <w:r>
+              <w:rPr>
+                <w:lang w:val="es-MX"/>
+              </w:rPr>
+              <w:t>0</w:t>
+            </w:r>
+          </w:p>
+        </w:tc>
+        <w:tc>
+          <w:tcPr>
+            <w:tcW w:w="334" w:type="dxa"/>
+          </w:tcPr>
+          <w:p>
+            <w:pPr>
+              <w:pStyle w:val="Prrafodelista"/>
+              <w:ind w:left="0"/>
+              <w:rPr>
+                <w:lang w:val="es-MX"/>
+              </w:rPr>
+            </w:pPr>
+            <w:r>
+              <w:rPr>
+                <w:lang w:val="es-MX"/>
+              </w:rPr>
+              <w:t>0</w:t>
+            </w:r>
+          </w:p>
+        </w:tc>
+        <w:tc>
+          <w:tcPr>
+            <w:tcW w:w="334" w:type="dxa"/>
+          </w:tcPr>
+          <w:p>
+            <w:pPr>
+              <w:pStyle w:val="Prrafodelista"/>
+              <w:ind w:left="0"/>
+              <w:rPr>
+                <w:lang w:val="es-MX"/>
+              </w:rPr>
+            </w:pPr>
+            <w:r>
+              <w:rPr>
+                <w:lang w:val="es-MX"/>
+              </w:rPr>
+              <w:t>0</w:t>
+            </w:r>
+          </w:p>
+        </w:tc>
+        <w:tc>
+          <w:tcPr>
+            <w:tcW w:w="334" w:type="dxa"/>
+          </w:tcPr>
+          <w:p>
+            <w:pPr>
+              <w:pStyle w:val="Prrafodelista"/>
+              <w:ind w:left="0"/>
+              <w:rPr>
+                <w:lang w:val="es-MX"/>
+              </w:rPr>
+            </w:pPr>
+            <w:r>
+              <w:rPr>
+                <w:lang w:val="es-MX"/>
+              </w:rPr>
+              <w:t>0</w:t>
+            </w:r>
+          </w:p>
+        </w:tc>
+        <w:tc>
+          <w:tcPr>
+            <w:tcW w:w="334" w:type="dxa"/>
+          </w:tcPr>
+          <w:p>
+            <w:pPr>
+              <w:pStyle w:val="Prrafodelista"/>
+              <w:ind w:left="0"/>
+              <w:rPr>
+                <w:lang w:val="es-MX"/>
+              </w:rPr>
+            </w:pPr>
+            <w:r>
+              <w:rPr>
+                <w:lang w:val="es-MX"/>
+              </w:rPr>
+              <w:t>0</w:t>
+            </w:r>
+          </w:p>
+        </w:tc>
+        <w:tc>
+          <w:tcPr>
+            <w:tcW w:w="334" w:type="dxa"/>
+          </w:tcPr>
+          <w:p>
+            <w:pPr>
+              <w:pStyle w:val="Prrafodelista"/>
+              <w:ind w:left="0"/>
+              <w:rPr>
+                <w:highlight w:val="red"/>
+                <w:lang w:val="es-MX"/>
+              </w:rPr>
+            </w:pPr>
+            <w:r>
+              <w:rPr>
+                <w:highlight w:val="red"/>
+                <w:lang w:val="es-MX"/>
+              </w:rPr>
+              <w:t>1</w:t>
+            </w:r>
+          </w:p>
+        </w:tc>
+        <w:tc>
+          <w:tcPr>
+            <w:tcW w:w="334" w:type="dxa"/>
+          </w:tcPr>
+          <w:p>
+            <w:pPr>
+              <w:pStyle w:val="Prrafodelista"/>
+              <w:ind w:left="0"/>
+              <w:rPr>
+                <w:highlight w:val="red"/>
+                <w:lang w:val="es-MX"/>
+              </w:rPr>
+            </w:pPr>
+            <w:r>
+              <w:rPr>
+                <w:highlight w:val="red"/>
+                <w:lang w:val="es-MX"/>
+              </w:rPr>
+              <w:t>1</w:t>
+            </w:r>
+          </w:p>
+        </w:tc>
+        <w:tc>
+          <w:tcPr>
+            <w:tcW w:w="334" w:type="dxa"/>
+          </w:tcPr>
+          <w:p>
+            <w:pPr>
+              <w:pStyle w:val="Prrafodelista"/>
+              <w:ind w:left="0"/>
+              <w:rPr>
+                <w:lang w:val="es-MX"/>
+              </w:rPr>
+            </w:pPr>
+            <w:r>
+              <w:rPr>
+                <w:lang w:val="es-MX"/>
+              </w:rPr>
+              <w:t>0</w:t>
+            </w:r>
+          </w:p>
+        </w:tc>
+        <w:tc>
+          <w:tcPr>
+            <w:tcW w:w="334" w:type="dxa"/>
+          </w:tcPr>
+          <w:p>
+            <w:pPr>
+              <w:pStyle w:val="Prrafodelista"/>
+              <w:ind w:left="0"/>
+              <w:rPr>
+                <w:lang w:val="es-MX"/>
+              </w:rPr>
+            </w:pPr>
+            <w:r>
+              <w:rPr>
+                <w:lang w:val="es-MX"/>
+              </w:rPr>
+              <w:t>0</w:t>
+            </w:r>
+          </w:p>
+        </w:tc>
+        <w:tc>
+          <w:tcPr>
+            <w:tcW w:w="334" w:type="dxa"/>
+          </w:tcPr>
+          <w:p>
+            <w:pPr>
+              <w:pStyle w:val="Prrafodelista"/>
+              <w:ind w:left="0"/>
+              <w:rPr>
+                <w:lang w:val="es-MX"/>
+              </w:rPr>
+            </w:pPr>
+            <w:r>
+              <w:rPr>
+                <w:lang w:val="es-MX"/>
+              </w:rPr>
+              <w:t>0</w:t>
+            </w:r>
+          </w:p>
+        </w:tc>
+        <w:tc>
+          <w:tcPr>
+            <w:tcW w:w="334" w:type="dxa"/>
+          </w:tcPr>
+          <w:p>
+            <w:pPr>
+              <w:pStyle w:val="Prrafodelista"/>
+              <w:ind w:left="0"/>
+              <w:rPr>
+                <w:lang w:val="es-MX"/>
+              </w:rPr>
+            </w:pPr>
+            <w:r>
+              <w:rPr>
+                <w:lang w:val="es-MX"/>
+              </w:rPr>
+              <w:t>0</w:t>
+            </w:r>
+          </w:p>
+        </w:tc>
+        <w:tc>
+          <w:tcPr>
+            <w:tcW w:w="334" w:type="dxa"/>
+          </w:tcPr>
+          <w:p>
+            <w:pPr>
+              <w:pStyle w:val="Prrafodelista"/>
+              <w:ind w:left="0"/>
+              <w:rPr>
+                <w:lang w:val="es-MX"/>
+              </w:rPr>
+            </w:pPr>
+            <w:r>
+              <w:rPr>
+                <w:lang w:val="es-MX"/>
+              </w:rPr>
+              <w:t>0</w:t>
+            </w:r>
+          </w:p>
+        </w:tc>
+      </w:tr>
+      <w:tr>
+        <w:tc>
+          <w:tcPr>
+            <w:tcW w:w="334" w:type="dxa"/>
+          </w:tcPr>
+          <w:p>
+            <w:pPr>
+              <w:pStyle w:val="Prrafodelista"/>
+              <w:ind w:left="0"/>
+              <w:rPr>
+                <w:lang w:val="es-MX"/>
+              </w:rPr>
+            </w:pPr>
+            <w:r>
+              <w:rPr>
+                <w:lang w:val="es-MX"/>
+              </w:rPr>
+              <w:t>0</w:t>
+            </w:r>
+          </w:p>
+        </w:tc>
+        <w:tc>
+          <w:tcPr>
+            <w:tcW w:w="334" w:type="dxa"/>
+          </w:tcPr>
+          <w:p>
+            <w:pPr>
+              <w:pStyle w:val="Prrafodelista"/>
+              <w:ind w:left="0"/>
+              <w:rPr>
+                <w:highlight w:val="green"/>
+                <w:lang w:val="es-MX"/>
+              </w:rPr>
+            </w:pPr>
+            <w:r>
+              <w:rPr>
+                <w:highlight w:val="green"/>
+                <w:lang w:val="es-MX"/>
+              </w:rPr>
+              <w:t>1</w:t>
+            </w:r>
+          </w:p>
+        </w:tc>
+        <w:tc>
+          <w:tcPr>
+            <w:tcW w:w="334" w:type="dxa"/>
+          </w:tcPr>
+          <w:p>
+            <w:pPr>
+              <w:pStyle w:val="Prrafodelista"/>
+              <w:ind w:left="0"/>
+              <w:rPr>
+                <w:lang w:val="es-MX"/>
+              </w:rPr>
+            </w:pPr>
+            <w:r>
+              <w:rPr>
+                <w:lang w:val="es-MX"/>
+              </w:rPr>
+              <w:t>0</w:t>
+            </w:r>
+          </w:p>
+        </w:tc>
+        <w:tc>
+          <w:tcPr>
+            <w:tcW w:w="334" w:type="dxa"/>
+          </w:tcPr>
+          <w:p>
+            <w:pPr>
+              <w:pStyle w:val="Prrafodelista"/>
+              <w:ind w:left="0"/>
+              <w:rPr>
+                <w:lang w:val="es-MX"/>
+              </w:rPr>
+            </w:pPr>
+            <w:r>
+              <w:rPr>
+                <w:lang w:val="es-MX"/>
+              </w:rPr>
+              <w:t>0</w:t>
+            </w:r>
+          </w:p>
+        </w:tc>
+        <w:tc>
+          <w:tcPr>
+            <w:tcW w:w="334" w:type="dxa"/>
+          </w:tcPr>
+          <w:p>
+            <w:pPr>
+              <w:pStyle w:val="Prrafodelista"/>
+              <w:ind w:left="0"/>
+              <w:rPr>
+                <w:lang w:val="es-MX"/>
+              </w:rPr>
+            </w:pPr>
+            <w:r>
+              <w:rPr>
+                <w:lang w:val="es-MX"/>
+              </w:rPr>
+              <w:t>0</w:t>
+            </w:r>
+          </w:p>
+        </w:tc>
+        <w:tc>
+          <w:tcPr>
+            <w:tcW w:w="334" w:type="dxa"/>
+          </w:tcPr>
+          <w:p>
+            <w:pPr>
+              <w:pStyle w:val="Prrafodelista"/>
+              <w:ind w:left="0"/>
+              <w:rPr>
+                <w:lang w:val="es-MX"/>
+              </w:rPr>
+            </w:pPr>
+            <w:r>
+              <w:rPr>
+                <w:lang w:val="es-MX"/>
+              </w:rPr>
+              <w:t>0</w:t>
+            </w:r>
+          </w:p>
+        </w:tc>
+        <w:tc>
+          <w:tcPr>
+            <w:tcW w:w="334" w:type="dxa"/>
+          </w:tcPr>
+          <w:p>
+            <w:pPr>
+              <w:pStyle w:val="Prrafodelista"/>
+              <w:ind w:left="0"/>
+              <w:rPr>
+                <w:lang w:val="es-MX"/>
+              </w:rPr>
+            </w:pPr>
+            <w:r>
+              <w:rPr>
+                <w:lang w:val="es-MX"/>
+              </w:rPr>
+              <w:t>0</w:t>
+            </w:r>
+          </w:p>
+        </w:tc>
+        <w:tc>
+          <w:tcPr>
+            <w:tcW w:w="334" w:type="dxa"/>
+          </w:tcPr>
+          <w:p>
+            <w:pPr>
+              <w:pStyle w:val="Prrafodelista"/>
+              <w:ind w:left="0"/>
+              <w:rPr>
+                <w:lang w:val="es-MX"/>
+              </w:rPr>
+            </w:pPr>
+            <w:r>
+              <w:rPr>
+                <w:lang w:val="es-MX"/>
+              </w:rPr>
+              <w:t>0</w:t>
+            </w:r>
+          </w:p>
+        </w:tc>
+        <w:tc>
+          <w:tcPr>
+            <w:tcW w:w="334" w:type="dxa"/>
+          </w:tcPr>
+          <w:p>
+            <w:pPr>
+              <w:pStyle w:val="Prrafodelista"/>
+              <w:ind w:left="0"/>
+              <w:rPr>
+                <w:lang w:val="es-MX"/>
+              </w:rPr>
+            </w:pPr>
+            <w:r>
+              <w:rPr>
+                <w:lang w:val="es-MX"/>
+              </w:rPr>
+              <w:t>0</w:t>
+            </w:r>
+          </w:p>
+        </w:tc>
+        <w:tc>
+          <w:tcPr>
+            <w:tcW w:w="334" w:type="dxa"/>
+          </w:tcPr>
+          <w:p>
+            <w:pPr>
+              <w:pStyle w:val="Prrafodelista"/>
+              <w:ind w:left="0"/>
+              <w:rPr>
+                <w:lang w:val="es-MX"/>
+              </w:rPr>
+            </w:pPr>
+            <w:r>
+              <w:rPr>
+                <w:lang w:val="es-MX"/>
+              </w:rPr>
+              <w:t>0</w:t>
+            </w:r>
+          </w:p>
+        </w:tc>
+        <w:tc>
+          <w:tcPr>
+            <w:tcW w:w="334" w:type="dxa"/>
+          </w:tcPr>
+          <w:p>
+            <w:pPr>
+              <w:pStyle w:val="Prrafodelista"/>
+              <w:ind w:left="0"/>
+              <w:rPr>
+                <w:lang w:val="es-MX"/>
+              </w:rPr>
+            </w:pPr>
+            <w:r>
+              <w:rPr>
+                <w:lang w:val="es-MX"/>
+              </w:rPr>
+              <w:t>0</w:t>
+            </w:r>
+          </w:p>
+        </w:tc>
+        <w:tc>
+          <w:tcPr>
+            <w:tcW w:w="334" w:type="dxa"/>
+          </w:tcPr>
+          <w:p>
+            <w:pPr>
+              <w:pStyle w:val="Prrafodelista"/>
+              <w:ind w:left="0"/>
+              <w:rPr>
+                <w:lang w:val="es-MX"/>
+              </w:rPr>
+            </w:pPr>
+            <w:r>
+              <w:rPr>
+                <w:lang w:val="es-MX"/>
+              </w:rPr>
+              <w:t>0</w:t>
+            </w:r>
+          </w:p>
+        </w:tc>
+        <w:tc>
+          <w:tcPr>
+            <w:tcW w:w="334" w:type="dxa"/>
+          </w:tcPr>
+          <w:p>
+            <w:pPr>
+              <w:pStyle w:val="Prrafodelista"/>
+              <w:ind w:left="0"/>
+              <w:rPr>
+                <w:lang w:val="es-MX"/>
+              </w:rPr>
+            </w:pPr>
+            <w:r>
+              <w:rPr>
+                <w:lang w:val="es-MX"/>
+              </w:rPr>
+              <w:t>0</w:t>
+            </w:r>
+          </w:p>
+        </w:tc>
+        <w:tc>
+          <w:tcPr>
+            <w:tcW w:w="334" w:type="dxa"/>
+          </w:tcPr>
+          <w:p>
+            <w:pPr>
+              <w:pStyle w:val="Prrafodelista"/>
+              <w:ind w:left="0"/>
+              <w:rPr>
+                <w:lang w:val="es-MX"/>
+              </w:rPr>
+            </w:pPr>
+            <w:r>
+              <w:rPr>
+                <w:lang w:val="es-MX"/>
+              </w:rPr>
+              <w:t>0</w:t>
+            </w:r>
+          </w:p>
+        </w:tc>
+        <w:tc>
+          <w:tcPr>
+            <w:tcW w:w="334" w:type="dxa"/>
+          </w:tcPr>
+          <w:p>
+            <w:pPr>
+              <w:pStyle w:val="Prrafodelista"/>
+              <w:ind w:left="0"/>
+              <w:rPr>
+                <w:lang w:val="es-MX"/>
+              </w:rPr>
+            </w:pPr>
+            <w:r>
+              <w:rPr>
+                <w:lang w:val="es-MX"/>
+              </w:rPr>
+              <w:t>0</w:t>
+            </w:r>
+          </w:p>
+        </w:tc>
+        <w:tc>
+          <w:tcPr>
+            <w:tcW w:w="334" w:type="dxa"/>
+          </w:tcPr>
+          <w:p>
+            <w:pPr>
+              <w:pStyle w:val="Prrafodelista"/>
+              <w:ind w:left="0"/>
+              <w:rPr>
+                <w:lang w:val="es-MX"/>
+              </w:rPr>
+            </w:pPr>
+            <w:r>
+              <w:rPr>
+                <w:lang w:val="es-MX"/>
+              </w:rPr>
+              <w:t>0</w:t>
+            </w:r>
+          </w:p>
+        </w:tc>
+        <w:tc>
+          <w:tcPr>
+            <w:tcW w:w="334" w:type="dxa"/>
+          </w:tcPr>
+          <w:p>
+            <w:pPr>
+              <w:pStyle w:val="Prrafodelista"/>
+              <w:ind w:left="0"/>
+              <w:rPr>
+                <w:lang w:val="es-MX"/>
+              </w:rPr>
+            </w:pPr>
+            <w:r>
+              <w:rPr>
+                <w:lang w:val="es-MX"/>
+              </w:rPr>
+              <w:t>0</w:t>
+            </w:r>
+          </w:p>
+        </w:tc>
+        <w:tc>
+          <w:tcPr>
+            <w:tcW w:w="334" w:type="dxa"/>
+          </w:tcPr>
+          <w:p>
+            <w:pPr>
+              <w:pStyle w:val="Prrafodelista"/>
+              <w:ind w:left="0"/>
+              <w:rPr>
+                <w:lang w:val="es-MX"/>
+              </w:rPr>
+            </w:pPr>
+            <w:r>
+              <w:rPr>
+                <w:lang w:val="es-MX"/>
+              </w:rPr>
+              <w:t>0</w:t>
+            </w:r>
+          </w:p>
+        </w:tc>
+      </w:tr>
+      <w:tr>
+        <w:tc>
+          <w:tcPr>
+            <w:tcW w:w="334" w:type="dxa"/>
+          </w:tcPr>
+          <w:p>
+            <w:pPr>
+              <w:pStyle w:val="Prrafodelista"/>
+              <w:ind w:left="0"/>
+              <w:rPr>
+                <w:lang w:val="es-MX"/>
+              </w:rPr>
+            </w:pPr>
+            <w:r>
+              <w:rPr>
+                <w:lang w:val="es-MX"/>
+              </w:rPr>
+              <w:t>0</w:t>
+            </w:r>
+          </w:p>
+        </w:tc>
+        <w:tc>
+          <w:tcPr>
+            <w:tcW w:w="334" w:type="dxa"/>
+          </w:tcPr>
+          <w:p>
+            <w:pPr>
+              <w:pStyle w:val="Prrafodelista"/>
+              <w:ind w:left="0"/>
+              <w:rPr>
+                <w:lang w:val="es-MX"/>
+              </w:rPr>
+            </w:pPr>
+            <w:r>
+              <w:rPr>
+                <w:lang w:val="es-MX"/>
+              </w:rPr>
+              <w:t>0</w:t>
+            </w:r>
+          </w:p>
+        </w:tc>
+        <w:tc>
+          <w:tcPr>
+            <w:tcW w:w="334" w:type="dxa"/>
+          </w:tcPr>
+          <w:p>
+            <w:pPr>
+              <w:pStyle w:val="Prrafodelista"/>
+              <w:ind w:left="0"/>
+              <w:rPr>
+                <w:lang w:val="es-MX"/>
+              </w:rPr>
+            </w:pPr>
+            <w:r>
+              <w:rPr>
+                <w:lang w:val="es-MX"/>
+              </w:rPr>
+              <w:t>0</w:t>
+            </w:r>
+          </w:p>
+        </w:tc>
+        <w:tc>
+          <w:tcPr>
+            <w:tcW w:w="334" w:type="dxa"/>
+          </w:tcPr>
+          <w:p>
+            <w:pPr>
+              <w:pStyle w:val="Prrafodelista"/>
+              <w:ind w:left="0"/>
+              <w:rPr>
+                <w:lang w:val="es-MX"/>
+              </w:rPr>
+            </w:pPr>
+            <w:r>
+              <w:rPr>
+                <w:lang w:val="es-MX"/>
+              </w:rPr>
+              <w:t>0</w:t>
+            </w:r>
+          </w:p>
+        </w:tc>
+        <w:tc>
+          <w:tcPr>
+            <w:tcW w:w="334" w:type="dxa"/>
+          </w:tcPr>
+          <w:p>
+            <w:pPr>
+              <w:pStyle w:val="Prrafodelista"/>
+              <w:ind w:left="0"/>
+              <w:rPr>
+                <w:lang w:val="es-MX"/>
+              </w:rPr>
+            </w:pPr>
+            <w:r>
+              <w:rPr>
+                <w:lang w:val="es-MX"/>
+              </w:rPr>
+              <w:t>0</w:t>
+            </w:r>
+          </w:p>
+        </w:tc>
+        <w:tc>
+          <w:tcPr>
+            <w:tcW w:w="334" w:type="dxa"/>
+          </w:tcPr>
+          <w:p>
+            <w:pPr>
+              <w:pStyle w:val="Prrafodelista"/>
+              <w:ind w:left="0"/>
+              <w:rPr>
+                <w:lang w:val="es-MX"/>
+              </w:rPr>
+            </w:pPr>
+            <w:r>
+              <w:rPr>
+                <w:lang w:val="es-MX"/>
+              </w:rPr>
+              <w:t>0</w:t>
+            </w:r>
+          </w:p>
+        </w:tc>
+        <w:tc>
+          <w:tcPr>
+            <w:tcW w:w="334" w:type="dxa"/>
+          </w:tcPr>
+          <w:p>
+            <w:pPr>
+              <w:pStyle w:val="Prrafodelista"/>
+              <w:ind w:left="0"/>
+              <w:rPr>
+                <w:lang w:val="es-MX"/>
+              </w:rPr>
+            </w:pPr>
+            <w:r>
+              <w:rPr>
+                <w:lang w:val="es-MX"/>
+              </w:rPr>
+              <w:t>0</w:t>
+            </w:r>
+          </w:p>
+        </w:tc>
+        <w:tc>
+          <w:tcPr>
+            <w:tcW w:w="334" w:type="dxa"/>
+          </w:tcPr>
+          <w:p>
+            <w:pPr>
+              <w:pStyle w:val="Prrafodelista"/>
+              <w:ind w:left="0"/>
+              <w:rPr>
+                <w:lang w:val="es-MX"/>
+              </w:rPr>
+            </w:pPr>
+            <w:r>
+              <w:rPr>
+                <w:lang w:val="es-MX"/>
+              </w:rPr>
+              <w:t>0</w:t>
+            </w:r>
+          </w:p>
+        </w:tc>
+        <w:tc>
+          <w:tcPr>
+            <w:tcW w:w="334" w:type="dxa"/>
+          </w:tcPr>
+          <w:p>
+            <w:pPr>
+              <w:pStyle w:val="Prrafodelista"/>
+              <w:ind w:left="0"/>
+              <w:rPr>
+                <w:lang w:val="es-MX"/>
+              </w:rPr>
+            </w:pPr>
+            <w:r>
+              <w:rPr>
+                <w:lang w:val="es-MX"/>
+              </w:rPr>
+              <w:t>0</w:t>
+            </w:r>
+          </w:p>
+        </w:tc>
+        <w:tc>
+          <w:tcPr>
+            <w:tcW w:w="334" w:type="dxa"/>
+          </w:tcPr>
+          <w:p>
+            <w:pPr>
+              <w:pStyle w:val="Prrafodelista"/>
+              <w:ind w:left="0"/>
+              <w:rPr>
+                <w:lang w:val="es-MX"/>
+              </w:rPr>
+            </w:pPr>
+            <w:r>
+              <w:rPr>
+                <w:lang w:val="es-MX"/>
+              </w:rPr>
+              <w:t>0</w:t>
+            </w:r>
+          </w:p>
+        </w:tc>
+        <w:tc>
+          <w:tcPr>
+            <w:tcW w:w="334" w:type="dxa"/>
+          </w:tcPr>
+          <w:p>
+            <w:pPr>
+              <w:pStyle w:val="Prrafodelista"/>
+              <w:ind w:left="0"/>
+              <w:rPr>
+                <w:lang w:val="es-MX"/>
+              </w:rPr>
+            </w:pPr>
+            <w:r>
+              <w:rPr>
+                <w:lang w:val="es-MX"/>
+              </w:rPr>
+              <w:t>0</w:t>
+            </w:r>
+          </w:p>
+        </w:tc>
+        <w:tc>
+          <w:tcPr>
+            <w:tcW w:w="334" w:type="dxa"/>
+          </w:tcPr>
+          <w:p>
+            <w:pPr>
+              <w:pStyle w:val="Prrafodelista"/>
+              <w:ind w:left="0"/>
+              <w:rPr>
+                <w:lang w:val="es-MX"/>
+              </w:rPr>
+            </w:pPr>
+            <w:r>
+              <w:rPr>
+                <w:lang w:val="es-MX"/>
+              </w:rPr>
+              <w:t>0</w:t>
+            </w:r>
+          </w:p>
+        </w:tc>
+        <w:tc>
+          <w:tcPr>
+            <w:tcW w:w="334" w:type="dxa"/>
+          </w:tcPr>
+          <w:p>
+            <w:pPr>
+              <w:pStyle w:val="Prrafodelista"/>
+              <w:ind w:left="0"/>
+              <w:rPr>
+                <w:lang w:val="es-MX"/>
+              </w:rPr>
+            </w:pPr>
+            <w:r>
+              <w:rPr>
+                <w:lang w:val="es-MX"/>
+              </w:rPr>
+              <w:t>0</w:t>
+            </w:r>
+          </w:p>
+        </w:tc>
+        <w:tc>
+          <w:tcPr>
+            <w:tcW w:w="334" w:type="dxa"/>
+          </w:tcPr>
+          <w:p>
+            <w:pPr>
+              <w:pStyle w:val="Prrafodelista"/>
+              <w:ind w:left="0"/>
+              <w:rPr>
+                <w:lang w:val="es-MX"/>
+              </w:rPr>
+            </w:pPr>
+            <w:r>
+              <w:rPr>
+                <w:lang w:val="es-MX"/>
+              </w:rPr>
+              <w:t>0</w:t>
+            </w:r>
+          </w:p>
+        </w:tc>
+        <w:tc>
+          <w:tcPr>
+            <w:tcW w:w="334" w:type="dxa"/>
+          </w:tcPr>
+          <w:p>
+            <w:pPr>
+              <w:pStyle w:val="Prrafodelista"/>
+              <w:ind w:left="0"/>
+              <w:rPr>
+                <w:lang w:val="es-MX"/>
+              </w:rPr>
+            </w:pPr>
+            <w:r>
+              <w:rPr>
+                <w:lang w:val="es-MX"/>
+              </w:rPr>
+              <w:t>0</w:t>
+            </w:r>
+          </w:p>
+        </w:tc>
+        <w:tc>
+          <w:tcPr>
+            <w:tcW w:w="334" w:type="dxa"/>
+          </w:tcPr>
+          <w:p>
+            <w:pPr>
+              <w:pStyle w:val="Prrafodelista"/>
+              <w:ind w:left="0"/>
+              <w:rPr>
+                <w:lang w:val="es-MX"/>
+              </w:rPr>
+            </w:pPr>
+            <w:r>
+              <w:rPr>
+                <w:lang w:val="es-MX"/>
+              </w:rPr>
+              <w:t>0</w:t>
+            </w:r>
+          </w:p>
+        </w:tc>
+        <w:tc>
+          <w:tcPr>
+            <w:tcW w:w="334" w:type="dxa"/>
+          </w:tcPr>
+          <w:p>
+            <w:pPr>
+              <w:pStyle w:val="Prrafodelista"/>
+              <w:ind w:left="0"/>
+              <w:rPr>
+                <w:lang w:val="es-MX"/>
+              </w:rPr>
+            </w:pPr>
+            <w:r>
+              <w:rPr>
+                <w:lang w:val="es-MX"/>
+              </w:rPr>
+              <w:t>0</w:t>
+            </w:r>
+          </w:p>
+        </w:tc>
+        <w:tc>
+          <w:tcPr>
+            <w:tcW w:w="334" w:type="dxa"/>
+          </w:tcPr>
+          <w:p>
+            <w:pPr>
+              <w:pStyle w:val="Prrafodelista"/>
+              <w:ind w:left="0"/>
+              <w:rPr>
+                <w:lang w:val="es-MX"/>
+              </w:rPr>
+            </w:pPr>
+            <w:r>
+              <w:rPr>
+                <w:lang w:val="es-MX"/>
+              </w:rPr>
+              <w:t>0</w:t>
+            </w:r>
+          </w:p>
+        </w:tc>
+      </w:tr>
+    </w:tbl>
+    <w:p>
+      <w:pPr>
+        <w:pStyle w:val="Prrafodelista"/>
+        <w:rPr>
+          <w:lang w:val="es-MX"/>
+        </w:rPr>
+      </w:pPr>
+    </w:p>
+    <w:p>
+      <w:pPr>
+        <w:pStyle w:val="Prrafodelista"/>
+        <w:numPr>
+          <w:ilvl w:val="0"/>
+          <w:numId w:val="1"/>
+        </w:numPr>
+        <w:rPr>
+          <w:lang w:val="es-MX"/>
+        </w:rPr>
+      </w:pPr>
+      <w:r>
+        <w:rPr>
+          <w:lang w:val="es-MX"/>
+        </w:rPr>
+        <w:t>Movimientos de piezas:</w:t>
+      </w:r>
+      <w:r>
+        <w:rPr>
+          <w:lang w:val="es-MX"/>
+        </w:rPr>
+        <w:t xml:space="preserve"> </w:t>
+      </w:r>
+      <w:r>
+        <w:rPr>
+          <w:lang w:val="es-MX"/>
+        </w:rPr>
+        <w:t>Los movimientos de las piezas consisten en poder desplazarlas dentro del tablero hacia la izquierda, hacia la derecha o hacia abajo. Como las piezas estarán representadas con bits, estos movimientos se pueden hacer moviendo esos bits dentro de la fila donde se encuentra la pieza. Por ejemplo, si una pieza se mueve hacia la izquierda o hacia la derecha, lo que realmente ocurre es que los bits que representan la pieza se desplazan dentro de la fila. Cuando la pieza baja, lo que cambia es la fila del tablero en la que se encuentra. También se debe considerar la rotación de las piezas, ya que algunas pueden cambiar su forma para poder encajar mejor en los espacios del tablero.</w:t>
+      </w:r>
+    </w:p>
+    <w:p>
+      <w:pPr>
+        <w:pStyle w:val="Prrafodelista"/>
+        <w:numPr>
+          <w:ilvl w:val="0"/>
+          <w:numId w:val="1"/>
+        </w:numPr>
+        <w:rPr>
+          <w:lang w:val="es-MX"/>
+        </w:rPr>
+      </w:pPr>
+      <w:r>
+        <w:rPr>
+          <w:lang w:val="es-MX"/>
+        </w:rPr>
+        <w:lastRenderedPageBreak/>
+        <w:t>Colisiones:</w:t>
+      </w:r>
+      <w:r>
+        <w:rPr>
+          <w:lang w:val="es-MX"/>
+        </w:rPr>
+        <w:t xml:space="preserve"> </w:t>
+      </w:r>
+      <w:r>
+        <w:rPr>
+          <w:lang w:val="es-MX"/>
+        </w:rPr>
+        <w:t>Las colisiones ocurren cuando una pieza intenta moverse hacia un lugar donde ya existe otra pieza o cuando intenta salirse de los límites del tablero. Para evitar esto, antes de mover la pieza se debe verificar si el espacio al que quiere moverse está ocupado o no. Como el tablero y las piezas se representan con bits, se puede revisar si en esa posición ya existe un 1, lo que indicaría que ese espacio ya está ocupado por otra pieza. Si esto ocurre, el movimiento no se debe permitir. Esto también ayuda a saber cuándo una pieza ya no puede seguir bajando y debe quedarse fija en el tablero.</w:t>
+      </w:r>
+      <w:r>
+        <w:rPr>
+          <w:lang w:val="es-MX"/>
+        </w:rPr>
+        <w:br/>
+      </w:r>
+    </w:p>
+    <w:p>
+      <w:pPr>
+        <w:pStyle w:val="Prrafodelista"/>
+        <w:numPr>
+          <w:ilvl w:val="0"/>
+          <w:numId w:val="1"/>
+        </w:numPr>
+        <w:rPr>
+          <w:lang w:val="es-MX"/>
+        </w:rPr>
+      </w:pPr>
+      <w:r>
+        <w:rPr>
+          <w:lang w:val="es-MX"/>
+        </w:rPr>
+        <w:t>Eliminación de filas:</w:t>
+      </w:r>
+      <w:r>
+        <w:rPr>
+          <w:lang w:val="es-MX"/>
+        </w:rPr>
+        <w:t xml:space="preserve"> </w:t>
+      </w:r>
+      <w:r>
+        <w:rPr>
+          <w:lang w:val="es-MX"/>
+        </w:rPr>
+        <w:t>La eliminación de filas ocurre cuando una fila del tablero se llena completamente con piezas. Como cada fila está representada por bits, una fila llena sería aquella donde todos los bits están en 1. Cuando esto pase, esa fila debe eliminarse del tablero y las filas que están arriba deben bajar una posición para ocupar el espacio que quedó libre. Esto permite que el tablero tenga nuevamente espacio para que sigan cayendo más piezas y el juego pueda continuar.</w:t>
       </w:r>
     </w:p>
     <w:p>
@@ -171,6 +4093,126 @@
     </w:sectPr>
   </w:body>
 </w:document>
+</file>
+
+<file path=word/numbering.xml><?xml version="1.0" encoding="utf-8"?>
+<w:numbering xmlns:wpc="http://schemas.microsoft.com/office/word/2010/wordprocessingCanvas" xmlns:cx="http://schemas.microsoft.com/office/drawing/2014/chartex" xmlns:cx1="http://schemas.microsoft.com/office/drawing/2015/9/8/chartex" xmlns:cx2="http://schemas.microsoft.com/office/drawing/2015/10/21/chartex" xmlns:cx3="http://schemas.microsoft.com/office/drawing/2016/5/9/chartex" xmlns:cx4="http://schemas.microsoft.com/office/drawing/2016/5/10/chartex" xmlns:cx5="http://schemas.microsoft.com/office/drawing/2016/5/11/chartex" xmlns:cx6="http://schemas.microsoft.com/office/drawing/2016/5/12/chartex" xmlns:cx7="http://schemas.microsoft.com/office/drawing/2016/5/13/chartex" xmlns:cx8="http://schemas.microsoft.com/office/drawing/2016/5/14/chartex" xmlns:mc="http://schemas.openxmlformats.org/markup-compatibility/2006" xmlns:aink="http://schemas.microsoft.com/office/drawing/2016/ink" xmlns:am3d="http://schemas.microsoft.com/office/drawing/2017/model3d" xmlns:o="urn:schemas-microsoft-com:office:office" xmlns:oel="http://schemas.microsoft.com/office/2019/extlst" xmlns:r="http://schemas.openxmlformats.org/officeDocument/2006/relationships" xmlns:m="http://schemas.openxmlformats.org/officeDocument/2006/math" xmlns:v="urn:schemas-microsoft-com:vml" xmlns:wp14="http://schemas.microsoft.com/office/word/2010/wordprocessingDrawing" xmlns:wp="http://schemas.openxmlformats.org/drawingml/2006/wordprocessingDrawing" xmlns:w10="urn:schemas-microsoft-com:office:word" xmlns:w="http://schemas.openxmlformats.org/wordprocessingml/2006/main" xmlns:w14="http://schemas.microsoft.com/office/word/2010/wordml" xmlns:w15="http://schemas.microsoft.com/office/word/2012/wordml" xmlns:w16cex="http://schemas.microsoft.com/office/word/2018/wordml/cex" xmlns:w16cid="http://schemas.microsoft.com/office/word/2016/wordml/cid" xmlns:w16="http://schemas.microsoft.com/office/word/2018/wordml" xmlns:w16du="http://schemas.microsoft.com/office/word/2023/wordml/word16du" xmlns:w16sdtdh="http://schemas.microsoft.com/office/word/2020/wordml/sdtdatahash" xmlns:w16sdtfl="http://schemas.microsoft.com/office/word/2024/wordml/sdtformatlock" xmlns:w16se="http://schemas.microsoft.com/office/word/2015/wordml/symex" xmlns:wpg="http://schemas.microsoft.com/office/word/2010/wordprocessingGroup" xmlns:wpi="http://schemas.microsoft.com/office/word/2010/wordprocessingInk" xmlns:wne="http://schemas.microsoft.com/office/word/2006/wordml" xmlns:wps="http://schemas.microsoft.com/office/word/2010/wordprocessingShape" mc:Ignorable="w14 w15 w16se w16cid w16 w16cex w16sdtdh w16sdtfl w16du wp14">
+  <w:abstractNum w:abstractNumId="0" w15:restartNumberingAfterBreak="0">
+    <w:nsid w:val="59C524BF"/>
+    <w:multiLevelType w:val="hybridMultilevel"/>
+    <w:tmpl w:val="46BE34F8"/>
+    <w:lvl w:ilvl="0" w:tplc="71BE1D7A">
+      <w:numFmt w:val="bullet"/>
+      <w:lvlText w:val="-"/>
+      <w:lvlJc w:val="left"/>
+      <w:pPr>
+        <w:ind w:left="720" w:hanging="360"/>
+      </w:pPr>
+      <w:rPr>
+        <w:rFonts w:ascii="Aptos" w:eastAsiaTheme="minorHAnsi" w:hAnsi="Aptos" w:cstheme="minorBidi" w:hint="default"/>
+      </w:rPr>
+    </w:lvl>
+    <w:lvl w:ilvl="1" w:tplc="240A0003" w:tentative="1">
+      <w:start w:val="1"/>
+      <w:numFmt w:val="bullet"/>
+      <w:lvlText w:val="o"/>
+      <w:lvlJc w:val="left"/>
+      <w:pPr>
+        <w:ind w:left="1440" w:hanging="360"/>
+      </w:pPr>
+      <w:rPr>
+        <w:rFonts w:ascii="Courier New" w:hAnsi="Courier New" w:cs="Courier New" w:hint="default"/>
+      </w:rPr>
+    </w:lvl>
+    <w:lvl w:ilvl="2" w:tplc="240A0005" w:tentative="1">
+      <w:start w:val="1"/>
+      <w:numFmt w:val="bullet"/>
+      <w:lvlText w:val=""/>
+      <w:lvlJc w:val="left"/>
+      <w:pPr>
+        <w:ind w:left="2160" w:hanging="360"/>
+      </w:pPr>
+      <w:rPr>
+        <w:rFonts w:ascii="Wingdings" w:hAnsi="Wingdings" w:hint="default"/>
+      </w:rPr>
+    </w:lvl>
+    <w:lvl w:ilvl="3" w:tplc="240A0001" w:tentative="1">
+      <w:start w:val="1"/>
+      <w:numFmt w:val="bullet"/>
+      <w:lvlText w:val=""/>
+      <w:lvlJc w:val="left"/>
+      <w:pPr>
+        <w:ind w:left="2880" w:hanging="360"/>
+      </w:pPr>
+      <w:rPr>
+        <w:rFonts w:ascii="Symbol" w:hAnsi="Symbol" w:hint="default"/>
+      </w:rPr>
+    </w:lvl>
+    <w:lvl w:ilvl="4" w:tplc="240A0003" w:tentative="1">
+      <w:start w:val="1"/>
+      <w:numFmt w:val="bullet"/>
+      <w:lvlText w:val="o"/>
+      <w:lvlJc w:val="left"/>
+      <w:pPr>
+        <w:ind w:left="3600" w:hanging="360"/>
+      </w:pPr>
+      <w:rPr>
+        <w:rFonts w:ascii="Courier New" w:hAnsi="Courier New" w:cs="Courier New" w:hint="default"/>
+      </w:rPr>
+    </w:lvl>
+    <w:lvl w:ilvl="5" w:tplc="240A0005" w:tentative="1">
+      <w:start w:val="1"/>
+      <w:numFmt w:val="bullet"/>
+      <w:lvlText w:val=""/>
+      <w:lvlJc w:val="left"/>
+      <w:pPr>
+        <w:ind w:left="4320" w:hanging="360"/>
+      </w:pPr>
+      <w:rPr>
+        <w:rFonts w:ascii="Wingdings" w:hAnsi="Wingdings" w:hint="default"/>
+      </w:rPr>
+    </w:lvl>
+    <w:lvl w:ilvl="6" w:tplc="240A0001" w:tentative="1">
+      <w:start w:val="1"/>
+      <w:numFmt w:val="bullet"/>
+      <w:lvlText w:val=""/>
+      <w:lvlJc w:val="left"/>
+      <w:pPr>
+        <w:ind w:left="5040" w:hanging="360"/>
+      </w:pPr>
+      <w:rPr>
+        <w:rFonts w:ascii="Symbol" w:hAnsi="Symbol" w:hint="default"/>
+      </w:rPr>
+    </w:lvl>
+    <w:lvl w:ilvl="7" w:tplc="240A0003" w:tentative="1">
+      <w:start w:val="1"/>
+      <w:numFmt w:val="bullet"/>
+      <w:lvlText w:val="o"/>
+      <w:lvlJc w:val="left"/>
+      <w:pPr>
+        <w:ind w:left="5760" w:hanging="360"/>
+      </w:pPr>
+      <w:rPr>
+        <w:rFonts w:ascii="Courier New" w:hAnsi="Courier New" w:cs="Courier New" w:hint="default"/>
+      </w:rPr>
+    </w:lvl>
+    <w:lvl w:ilvl="8" w:tplc="240A0005" w:tentative="1">
+      <w:start w:val="1"/>
+      <w:numFmt w:val="bullet"/>
+      <w:lvlText w:val=""/>
+      <w:lvlJc w:val="left"/>
+      <w:pPr>
+        <w:ind w:left="6480" w:hanging="360"/>
+      </w:pPr>
+      <w:rPr>
+        <w:rFonts w:ascii="Wingdings" w:hAnsi="Wingdings" w:hint="default"/>
+      </w:rPr>
+    </w:lvl>
+  </w:abstractNum>
+  <w:num w:numId="1" w16cid:durableId="129369529">
+    <w:abstractNumId w:val="0"/>
+  </w:num>
+</w:numbering>
 </file>
 
 <file path=word/styles.xml><?xml version="1.0" encoding="utf-8"?>
@@ -1089,6 +5131,25 @@
       <w:spacing w:val="5"/>
     </w:rPr>
   </w:style>
+  <w:style w:type="table" w:styleId="Tablaconcuadrcula">
+    <w:name w:val="Table Grid"/>
+    <w:basedOn w:val="Tablanormal"/>
+    <w:uiPriority w:val="39"/>
+    <w:rsid w:val="00315974"/>
+    <w:pPr>
+      <w:spacing w:after="0" w:line="240" w:lineRule="auto"/>
+    </w:pPr>
+    <w:tblPr>
+      <w:tblBorders>
+        <w:top w:val="single" w:sz="4" w:space="0" w:color="auto"/>
+        <w:left w:val="single" w:sz="4" w:space="0" w:color="auto"/>
+        <w:bottom w:val="single" w:sz="4" w:space="0" w:color="auto"/>
+        <w:right w:val="single" w:sz="4" w:space="0" w:color="auto"/>
+        <w:insideH w:val="single" w:sz="4" w:space="0" w:color="auto"/>
+        <w:insideV w:val="single" w:sz="4" w:space="0" w:color="auto"/>
+      </w:tblBorders>
+    </w:tblPr>
+  </w:style>
 </w:styles>
 </file>
 

--- a/Analisis_Primer_Desafio.docx
+++ b/Analisis_Primer_Desafio.docx
@@ -4074,9 +4074,152 @@
     <w:p>
       <w:pPr>
         <w:rPr>
+          <w:u w:val="single"/>
           <w:lang w:val="es-MX"/>
         </w:rPr>
       </w:pPr>
+      <w:r>
+        <w:rPr>
+          <w:u w:val="single"/>
+          <w:lang w:val="es-MX"/>
+        </w:rPr>
+        <w:t>DISEÑO DE LA SOLUCIÓN:</w:t>
+      </w:r>
+    </w:p>
+    <w:p>
+      <w:pPr>
+        <w:rPr>
+          <w:lang w:val="es-MX"/>
+        </w:rPr>
+      </w:pPr>
+      <w:r>
+        <w:rPr>
+          <w:lang w:val="es-MX"/>
+        </w:rPr>
+        <w:t>Mi idea inicial de la solución sería un documento .</w:t>
+      </w:r>
+      <w:proofErr w:type="spellStart"/>
+      <w:r>
+        <w:rPr>
+          <w:lang w:val="es-MX"/>
+        </w:rPr>
+        <w:t>cpp</w:t>
+      </w:r>
+      <w:proofErr w:type="spellEnd"/>
+      <w:r>
+        <w:rPr>
+          <w:lang w:val="es-MX"/>
+        </w:rPr>
+        <w:t xml:space="preserve"> con todas las funciones y el </w:t>
+      </w:r>
+      <w:proofErr w:type="spellStart"/>
+      <w:r>
+        <w:rPr>
+          <w:lang w:val="es-MX"/>
+        </w:rPr>
+        <w:t>main,cpp</w:t>
+      </w:r>
+      <w:proofErr w:type="spellEnd"/>
+      <w:r>
+        <w:rPr>
+          <w:lang w:val="es-MX"/>
+        </w:rPr>
+        <w:t xml:space="preserve"> que sea donde se ejecute el programa, ahora bien, en el </w:t>
+      </w:r>
+      <w:proofErr w:type="spellStart"/>
+      <w:r>
+        <w:rPr>
+          <w:lang w:val="es-MX"/>
+        </w:rPr>
+        <w:t>main</w:t>
+      </w:r>
+      <w:proofErr w:type="spellEnd"/>
+      <w:r>
+        <w:rPr>
+          <w:lang w:val="es-MX"/>
+        </w:rPr>
+        <w:t xml:space="preserve"> sería solo la ejecución del juego, la idea es tener un </w:t>
+      </w:r>
+      <w:proofErr w:type="spellStart"/>
+      <w:r>
+        <w:rPr>
+          <w:lang w:val="es-MX"/>
+        </w:rPr>
+        <w:t>main</w:t>
+      </w:r>
+      <w:proofErr w:type="spellEnd"/>
+      <w:r>
+        <w:rPr>
+          <w:lang w:val="es-MX"/>
+        </w:rPr>
+        <w:t xml:space="preserve"> limpio, por lo que el documento de funciones tendría varias cosas, en este documento estarán diferentes funciones, que aún no tengo totalmente definidas, pero tengo idea de algunas:</w:t>
+      </w:r>
+    </w:p>
+    <w:p>
+      <w:pPr>
+        <w:rPr>
+          <w:lang w:val="es-MX"/>
+        </w:rPr>
+      </w:pPr>
+      <w:r>
+        <w:rPr>
+          <w:lang w:val="es-MX"/>
+        </w:rPr>
+        <w:t>Una función para crear el tablero, como el tablero no tiene las dimensiones predefinidas, entonces se debe tener una función que permita crear y asigne el tipo de dato que se usara para almacenar las filas que compondrán el tablero según lo que solicite el usuario.</w:t>
+      </w:r>
+    </w:p>
+    <w:p>
+      <w:pPr>
+        <w:rPr>
+          <w:lang w:val="es-MX"/>
+        </w:rPr>
+      </w:pPr>
+      <w:r>
+        <w:rPr>
+          <w:lang w:val="es-MX"/>
+        </w:rPr>
+        <w:t>Una vez teniendo el tablero, podemos pensar en generar las piezas, debe ser una función que genere la representación de cada pieza aleatoriamente, creo que es una de las funciones principales, ya que es lo que alimentara el juego en cada turno.</w:t>
+      </w:r>
+    </w:p>
+    <w:p>
+      <w:pPr>
+        <w:rPr>
+          <w:lang w:val="es-MX"/>
+        </w:rPr>
+      </w:pPr>
+      <w:r>
+        <w:rPr>
+          <w:lang w:val="es-MX"/>
+        </w:rPr>
+        <w:t>Ahora bien, teniendo el tablero y una función que genere las fichas, necesitamos funciones que jueguen con los bits, es decir, que roten, que mueva a la derecha a la izquierda para que el usuario pueda mover las fichas e ir llenando el tablero, las funciones de rotar, mover izquierda, mover a la derecha no son aleatorias, solo se ejecutaran con un comando especial que proporcione el usuario, por ejemplo, mover a la derecha puede ser cuando el usuario presione la tecla “D”.</w:t>
+      </w:r>
+    </w:p>
+    <w:p>
+      <w:pPr>
+        <w:rPr>
+          <w:lang w:val="es-MX"/>
+        </w:rPr>
+      </w:pPr>
+      <w:r>
+        <w:rPr>
+          <w:lang w:val="es-MX"/>
+        </w:rPr>
+        <w:t>Con todo lo anterior ya tendríamos un usuario moviendo fichas en un tablero que genera aleatoriamente estas mismas, ahora se debe pensar en la reacción del juego con los movimientos que ejecuta el usuario, es aquí donde entra las funciones para detectar colisiones y para eliminar filas, la función de las colisiones se encargara básicamente de dejar mover las fichas si es posible o detenerlas si encuentra algún bit ocupado y finalmente la eliminación de filas es la que se encarga de verificar cuando la fila esta llena, de bajar la fila de arriba y se colocar una fila vacía en la parte superior del tablero.</w:t>
+      </w:r>
+    </w:p>
+    <w:p>
+      <w:pPr>
+        <w:rPr>
+          <w:lang w:val="es-MX"/>
+        </w:rPr>
+      </w:pPr>
+      <w:r>
+        <w:rPr>
+          <w:lang w:val="es-MX"/>
+        </w:rPr>
+        <w:lastRenderedPageBreak/>
+        <w:t>Creo que con todo lo anterior ya tendríamos un diseño de la solución con las funciones principales para cumplir satisfactoriamente con el desafío, soy consciente que pueden necesitarse más funciones, pero la idea general es resuelta con las anteriormente mencionadas.</w:t>
+      </w:r>
     </w:p>
     <w:p>
       <w:pPr>

--- a/Analisis_Primer_Desafio.docx
+++ b/Analisis_Primer_Desafio.docx
@@ -91,49 +91,7 @@
         <w:rPr>
           <w:lang w:val="es-MX"/>
         </w:rPr>
-        <w:t xml:space="preserve"> si el ancho del tablero es de 8 bits, se podría almacenar usando una variable de tipo </w:t>
-      </w:r>
-      <w:proofErr w:type="spellStart"/>
-      <w:r>
-        <w:rPr>
-          <w:lang w:val="es-MX"/>
-        </w:rPr>
-        <w:t>unsigned</w:t>
-      </w:r>
-      <w:proofErr w:type="spellEnd"/>
-      <w:r>
-        <w:rPr>
-          <w:lang w:val="es-MX"/>
-        </w:rPr>
-        <w:t xml:space="preserve"> </w:t>
-      </w:r>
-      <w:proofErr w:type="spellStart"/>
-      <w:r>
-        <w:rPr>
-          <w:lang w:val="es-MX"/>
-        </w:rPr>
-        <w:t>char</w:t>
-      </w:r>
-      <w:proofErr w:type="spellEnd"/>
-      <w:r>
-        <w:rPr>
-          <w:lang w:val="es-MX"/>
-        </w:rPr>
-        <w:t xml:space="preserve">. Si el tablero mide 16 bits, entonces ya no sería suficiente ese tipo de variable y se podría usar uno más grande, como </w:t>
-      </w:r>
-      <w:proofErr w:type="spellStart"/>
-      <w:r>
-        <w:rPr>
-          <w:lang w:val="es-MX"/>
-        </w:rPr>
-        <w:t>unsigned</w:t>
-      </w:r>
-      <w:proofErr w:type="spellEnd"/>
-      <w:r>
-        <w:rPr>
-          <w:lang w:val="es-MX"/>
-        </w:rPr>
-        <w:t xml:space="preserve"> short. Esto se puede ver como una ventaja, ya que dependiendo del tamaño del tablero se puede elegir un tipo de dato que permita manejar la memoria de una forma más eficiente.</w:t>
+        <w:t xml:space="preserve"> si el ancho del tablero es de 8 bits, se podría almacenar usando una variable de tipo unsigned char. Si el tablero mide 16 bits, entonces ya no sería suficiente ese tipo de variable y se podría usar uno más grande, como unsigned short. Esto se puede ver como una ventaja, ya que dependiendo del tamaño del tablero se puede elegir un tipo de dato que permita manejar la memoria de una forma más eficiente.</w:t>
       </w:r>
     </w:p>
     <w:p>
@@ -4096,63 +4054,7 @@
         <w:rPr>
           <w:lang w:val="es-MX"/>
         </w:rPr>
-        <w:t>Mi idea inicial de la solución sería un documento .</w:t>
-      </w:r>
-      <w:proofErr w:type="spellStart"/>
-      <w:r>
-        <w:rPr>
-          <w:lang w:val="es-MX"/>
-        </w:rPr>
-        <w:t>cpp</w:t>
-      </w:r>
-      <w:proofErr w:type="spellEnd"/>
-      <w:r>
-        <w:rPr>
-          <w:lang w:val="es-MX"/>
-        </w:rPr>
-        <w:t xml:space="preserve"> con todas las funciones y el </w:t>
-      </w:r>
-      <w:proofErr w:type="spellStart"/>
-      <w:r>
-        <w:rPr>
-          <w:lang w:val="es-MX"/>
-        </w:rPr>
-        <w:t>main,cpp</w:t>
-      </w:r>
-      <w:proofErr w:type="spellEnd"/>
-      <w:r>
-        <w:rPr>
-          <w:lang w:val="es-MX"/>
-        </w:rPr>
-        <w:t xml:space="preserve"> que sea donde se ejecute el programa, ahora bien, en el </w:t>
-      </w:r>
-      <w:proofErr w:type="spellStart"/>
-      <w:r>
-        <w:rPr>
-          <w:lang w:val="es-MX"/>
-        </w:rPr>
-        <w:t>main</w:t>
-      </w:r>
-      <w:proofErr w:type="spellEnd"/>
-      <w:r>
-        <w:rPr>
-          <w:lang w:val="es-MX"/>
-        </w:rPr>
-        <w:t xml:space="preserve"> sería solo la ejecución del juego, la idea es tener un </w:t>
-      </w:r>
-      <w:proofErr w:type="spellStart"/>
-      <w:r>
-        <w:rPr>
-          <w:lang w:val="es-MX"/>
-        </w:rPr>
-        <w:t>main</w:t>
-      </w:r>
-      <w:proofErr w:type="spellEnd"/>
-      <w:r>
-        <w:rPr>
-          <w:lang w:val="es-MX"/>
-        </w:rPr>
-        <w:t xml:space="preserve"> limpio, por lo que el documento de funciones tendría varias cosas, en este documento estarán diferentes funciones, que aún no tengo totalmente definidas, pero tengo idea de algunas:</w:t>
+        <w:t>Mi idea inicial de la solución sería un documento .cpp con todas las funciones y el main,cpp que sea donde se ejecute el programa, ahora bien, en el main sería solo la ejecución del juego, la idea es tener un main limpio, por lo que el documento de funciones tendría varias cosas, en este documento estarán diferentes funciones, que aún no tengo totalmente definidas, pero tengo idea de algunas:</w:t>
       </w:r>
     </w:p>
     <w:p>
@@ -4224,9 +4126,312 @@
     <w:p>
       <w:pPr>
         <w:rPr>
+          <w:u w:val="single"/>
           <w:lang w:val="es-MX"/>
         </w:rPr>
       </w:pPr>
+      <w:r>
+        <w:rPr>
+          <w:u w:val="single"/>
+          <w:lang w:val="es-MX"/>
+        </w:rPr>
+        <w:t>FLUJO DEL JUEGO</w:t>
+      </w:r>
+      <w:r>
+        <w:rPr>
+          <w:u w:val="single"/>
+          <w:lang w:val="es-MX"/>
+        </w:rPr>
+        <w:t>:</w:t>
+      </w:r>
+    </w:p>
+    <w:p>
+      <w:pPr>
+        <w:pStyle w:val="Prrafodelista"/>
+        <w:numPr>
+          <w:ilvl w:val="0"/>
+          <w:numId w:val="2"/>
+        </w:numPr>
+        <w:rPr>
+          <w:lang w:val="es-MX"/>
+        </w:rPr>
+      </w:pPr>
+      <w:r>
+        <w:rPr>
+          <w:lang w:val="es-MX"/>
+        </w:rPr>
+        <w:t>I</w:t>
+      </w:r>
+      <w:r>
+        <w:rPr>
+          <w:lang w:val="es-MX"/>
+        </w:rPr>
+        <w:t>niciar juego</w:t>
+      </w:r>
+    </w:p>
+    <w:p>
+      <w:pPr>
+        <w:pStyle w:val="Prrafodelista"/>
+        <w:numPr>
+          <w:ilvl w:val="0"/>
+          <w:numId w:val="2"/>
+        </w:numPr>
+        <w:rPr>
+          <w:lang w:val="es-MX"/>
+        </w:rPr>
+      </w:pPr>
+      <w:r>
+        <w:rPr>
+          <w:lang w:val="es-MX"/>
+        </w:rPr>
+        <w:t>C</w:t>
+      </w:r>
+      <w:r>
+        <w:rPr>
+          <w:lang w:val="es-MX"/>
+        </w:rPr>
+        <w:t>rear tablero</w:t>
+      </w:r>
+      <w:r>
+        <w:rPr>
+          <w:lang w:val="es-MX"/>
+        </w:rPr>
+        <w:t xml:space="preserve"> según las dimensiones dadas por el usuario.</w:t>
+      </w:r>
+    </w:p>
+    <w:p>
+      <w:pPr>
+        <w:pStyle w:val="Prrafodelista"/>
+        <w:numPr>
+          <w:ilvl w:val="0"/>
+          <w:numId w:val="2"/>
+        </w:numPr>
+        <w:rPr>
+          <w:lang w:val="es-MX"/>
+        </w:rPr>
+      </w:pPr>
+      <w:r>
+        <w:rPr>
+          <w:lang w:val="es-MX"/>
+        </w:rPr>
+        <w:t>G</w:t>
+      </w:r>
+      <w:r>
+        <w:rPr>
+          <w:lang w:val="es-MX"/>
+        </w:rPr>
+        <w:t>enerar pieza</w:t>
+      </w:r>
+      <w:r>
+        <w:rPr>
+          <w:lang w:val="es-MX"/>
+        </w:rPr>
+        <w:t>s aleatoriamente.</w:t>
+      </w:r>
+    </w:p>
+    <w:p>
+      <w:pPr>
+        <w:pStyle w:val="Prrafodelista"/>
+        <w:numPr>
+          <w:ilvl w:val="0"/>
+          <w:numId w:val="2"/>
+        </w:numPr>
+        <w:rPr>
+          <w:lang w:val="es-MX"/>
+        </w:rPr>
+      </w:pPr>
+      <w:r>
+        <w:rPr>
+          <w:lang w:val="es-MX"/>
+        </w:rPr>
+        <w:t>M</w:t>
+      </w:r>
+      <w:r>
+        <w:rPr>
+          <w:lang w:val="es-MX"/>
+        </w:rPr>
+        <w:t>ostrar tablero</w:t>
+      </w:r>
+      <w:r>
+        <w:rPr>
+          <w:lang w:val="es-MX"/>
+        </w:rPr>
+        <w:t>.</w:t>
+      </w:r>
+    </w:p>
+    <w:p>
+      <w:pPr>
+        <w:pStyle w:val="Prrafodelista"/>
+        <w:numPr>
+          <w:ilvl w:val="0"/>
+          <w:numId w:val="2"/>
+        </w:numPr>
+        <w:rPr>
+          <w:lang w:val="es-MX"/>
+        </w:rPr>
+      </w:pPr>
+      <w:r>
+        <w:rPr>
+          <w:lang w:val="es-MX"/>
+        </w:rPr>
+        <w:t>U</w:t>
+      </w:r>
+      <w:r>
+        <w:rPr>
+          <w:lang w:val="es-MX"/>
+        </w:rPr>
+        <w:t>suario elige acción</w:t>
+      </w:r>
+      <w:r>
+        <w:rPr>
+          <w:lang w:val="es-MX"/>
+        </w:rPr>
+        <w:t xml:space="preserve"> (movimiento de la ficha).</w:t>
+      </w:r>
+    </w:p>
+    <w:p>
+      <w:pPr>
+        <w:pStyle w:val="Prrafodelista"/>
+        <w:numPr>
+          <w:ilvl w:val="0"/>
+          <w:numId w:val="2"/>
+        </w:numPr>
+        <w:rPr>
+          <w:lang w:val="es-MX"/>
+        </w:rPr>
+      </w:pPr>
+      <w:r>
+        <w:rPr>
+          <w:lang w:val="es-MX"/>
+        </w:rPr>
+        <w:t>A</w:t>
+      </w:r>
+      <w:r>
+        <w:rPr>
+          <w:lang w:val="es-MX"/>
+        </w:rPr>
+        <w:t>ctualizar tablero</w:t>
+      </w:r>
+      <w:r>
+        <w:rPr>
+          <w:lang w:val="es-MX"/>
+        </w:rPr>
+        <w:t xml:space="preserve"> con la acción del usuario</w:t>
+      </w:r>
+    </w:p>
+    <w:p>
+      <w:pPr>
+        <w:pStyle w:val="Prrafodelista"/>
+        <w:numPr>
+          <w:ilvl w:val="0"/>
+          <w:numId w:val="2"/>
+        </w:numPr>
+        <w:rPr>
+          <w:lang w:val="es-MX"/>
+        </w:rPr>
+      </w:pPr>
+      <w:r>
+        <w:rPr>
+          <w:lang w:val="es-MX"/>
+        </w:rPr>
+        <w:t>V</w:t>
+      </w:r>
+      <w:r>
+        <w:rPr>
+          <w:lang w:val="es-MX"/>
+        </w:rPr>
+        <w:t>erificar colisiones</w:t>
+      </w:r>
+      <w:r>
+        <w:rPr>
+          <w:lang w:val="es-MX"/>
+        </w:rPr>
+        <w:t>, para saber si la ficha se mueve o se detiene.</w:t>
+      </w:r>
+    </w:p>
+    <w:p>
+      <w:pPr>
+        <w:pStyle w:val="Prrafodelista"/>
+        <w:numPr>
+          <w:ilvl w:val="0"/>
+          <w:numId w:val="2"/>
+        </w:numPr>
+        <w:rPr>
+          <w:lang w:val="es-MX"/>
+        </w:rPr>
+      </w:pPr>
+      <w:r>
+        <w:rPr>
+          <w:lang w:val="es-MX"/>
+        </w:rPr>
+        <w:t>V</w:t>
+      </w:r>
+      <w:r>
+        <w:rPr>
+          <w:lang w:val="es-MX"/>
+        </w:rPr>
+        <w:t>erificar filas completas</w:t>
+      </w:r>
+      <w:r>
+        <w:rPr>
+          <w:lang w:val="es-MX"/>
+        </w:rPr>
+        <w:t>.</w:t>
+      </w:r>
+    </w:p>
+    <w:p>
+      <w:pPr>
+        <w:pStyle w:val="Prrafodelista"/>
+        <w:numPr>
+          <w:ilvl w:val="0"/>
+          <w:numId w:val="2"/>
+        </w:numPr>
+        <w:rPr>
+          <w:lang w:val="es-MX"/>
+        </w:rPr>
+      </w:pPr>
+      <w:r>
+        <w:rPr>
+          <w:lang w:val="es-MX"/>
+        </w:rPr>
+        <w:t>Verificar si no caben más ficha en la parte superior del tablero</w:t>
+      </w:r>
+    </w:p>
+    <w:p>
+      <w:pPr>
+        <w:pStyle w:val="Prrafodelista"/>
+        <w:numPr>
+          <w:ilvl w:val="0"/>
+          <w:numId w:val="2"/>
+        </w:numPr>
+        <w:rPr>
+          <w:lang w:val="es-MX"/>
+        </w:rPr>
+      </w:pPr>
+      <w:r>
+        <w:rPr>
+          <w:lang w:val="es-MX"/>
+        </w:rPr>
+        <w:t>Si caben más fichas puede seguir jugando</w:t>
+      </w:r>
+    </w:p>
+    <w:p>
+      <w:pPr>
+        <w:pStyle w:val="Prrafodelista"/>
+        <w:numPr>
+          <w:ilvl w:val="0"/>
+          <w:numId w:val="2"/>
+        </w:numPr>
+        <w:rPr>
+          <w:lang w:val="es-MX"/>
+        </w:rPr>
+      </w:pPr>
+      <w:r>
+        <w:rPr>
+          <w:lang w:val="es-MX"/>
+        </w:rPr>
+        <w:t>Sino se pierde el juego y vuelve a iniciar si el usuario lo desea</w:t>
+      </w:r>
     </w:p>
     <w:sectPr>
       <w:pgSz w:w="12240" w:h="15840"/>
@@ -4241,6 +4446,95 @@
 <file path=word/numbering.xml><?xml version="1.0" encoding="utf-8"?>
 <w:numbering xmlns:wpc="http://schemas.microsoft.com/office/word/2010/wordprocessingCanvas" xmlns:cx="http://schemas.microsoft.com/office/drawing/2014/chartex" xmlns:cx1="http://schemas.microsoft.com/office/drawing/2015/9/8/chartex" xmlns:cx2="http://schemas.microsoft.com/office/drawing/2015/10/21/chartex" xmlns:cx3="http://schemas.microsoft.com/office/drawing/2016/5/9/chartex" xmlns:cx4="http://schemas.microsoft.com/office/drawing/2016/5/10/chartex" xmlns:cx5="http://schemas.microsoft.com/office/drawing/2016/5/11/chartex" xmlns:cx6="http://schemas.microsoft.com/office/drawing/2016/5/12/chartex" xmlns:cx7="http://schemas.microsoft.com/office/drawing/2016/5/13/chartex" xmlns:cx8="http://schemas.microsoft.com/office/drawing/2016/5/14/chartex" xmlns:mc="http://schemas.openxmlformats.org/markup-compatibility/2006" xmlns:aink="http://schemas.microsoft.com/office/drawing/2016/ink" xmlns:am3d="http://schemas.microsoft.com/office/drawing/2017/model3d" xmlns:o="urn:schemas-microsoft-com:office:office" xmlns:oel="http://schemas.microsoft.com/office/2019/extlst" xmlns:r="http://schemas.openxmlformats.org/officeDocument/2006/relationships" xmlns:m="http://schemas.openxmlformats.org/officeDocument/2006/math" xmlns:v="urn:schemas-microsoft-com:vml" xmlns:wp14="http://schemas.microsoft.com/office/word/2010/wordprocessingDrawing" xmlns:wp="http://schemas.openxmlformats.org/drawingml/2006/wordprocessingDrawing" xmlns:w10="urn:schemas-microsoft-com:office:word" xmlns:w="http://schemas.openxmlformats.org/wordprocessingml/2006/main" xmlns:w14="http://schemas.microsoft.com/office/word/2010/wordml" xmlns:w15="http://schemas.microsoft.com/office/word/2012/wordml" xmlns:w16cex="http://schemas.microsoft.com/office/word/2018/wordml/cex" xmlns:w16cid="http://schemas.microsoft.com/office/word/2016/wordml/cid" xmlns:w16="http://schemas.microsoft.com/office/word/2018/wordml" xmlns:w16du="http://schemas.microsoft.com/office/word/2023/wordml/word16du" xmlns:w16sdtdh="http://schemas.microsoft.com/office/word/2020/wordml/sdtdatahash" xmlns:w16sdtfl="http://schemas.microsoft.com/office/word/2024/wordml/sdtformatlock" xmlns:w16se="http://schemas.microsoft.com/office/word/2015/wordml/symex" xmlns:wpg="http://schemas.microsoft.com/office/word/2010/wordprocessingGroup" xmlns:wpi="http://schemas.microsoft.com/office/word/2010/wordprocessingInk" xmlns:wne="http://schemas.microsoft.com/office/word/2006/wordml" xmlns:wps="http://schemas.microsoft.com/office/word/2010/wordprocessingShape" mc:Ignorable="w14 w15 w16se w16cid w16 w16cex w16sdtdh w16sdtfl w16du wp14">
   <w:abstractNum w:abstractNumId="0" w15:restartNumberingAfterBreak="0">
+    <w:nsid w:val="07E8707D"/>
+    <w:multiLevelType w:val="hybridMultilevel"/>
+    <w:tmpl w:val="FA8EC3E6"/>
+    <w:lvl w:ilvl="0" w:tplc="240A000F">
+      <w:start w:val="1"/>
+      <w:numFmt w:val="decimal"/>
+      <w:lvlText w:val="%1."/>
+      <w:lvlJc w:val="left"/>
+      <w:pPr>
+        <w:ind w:left="720" w:hanging="360"/>
+      </w:pPr>
+      <w:rPr>
+        <w:rFonts w:hint="default"/>
+      </w:rPr>
+    </w:lvl>
+    <w:lvl w:ilvl="1" w:tplc="240A0019" w:tentative="1">
+      <w:start w:val="1"/>
+      <w:numFmt w:val="lowerLetter"/>
+      <w:lvlText w:val="%2."/>
+      <w:lvlJc w:val="left"/>
+      <w:pPr>
+        <w:ind w:left="1440" w:hanging="360"/>
+      </w:pPr>
+    </w:lvl>
+    <w:lvl w:ilvl="2" w:tplc="240A001B" w:tentative="1">
+      <w:start w:val="1"/>
+      <w:numFmt w:val="lowerRoman"/>
+      <w:lvlText w:val="%3."/>
+      <w:lvlJc w:val="right"/>
+      <w:pPr>
+        <w:ind w:left="2160" w:hanging="180"/>
+      </w:pPr>
+    </w:lvl>
+    <w:lvl w:ilvl="3" w:tplc="240A000F" w:tentative="1">
+      <w:start w:val="1"/>
+      <w:numFmt w:val="decimal"/>
+      <w:lvlText w:val="%4."/>
+      <w:lvlJc w:val="left"/>
+      <w:pPr>
+        <w:ind w:left="2880" w:hanging="360"/>
+      </w:pPr>
+    </w:lvl>
+    <w:lvl w:ilvl="4" w:tplc="240A0019" w:tentative="1">
+      <w:start w:val="1"/>
+      <w:numFmt w:val="lowerLetter"/>
+      <w:lvlText w:val="%5."/>
+      <w:lvlJc w:val="left"/>
+      <w:pPr>
+        <w:ind w:left="3600" w:hanging="360"/>
+      </w:pPr>
+    </w:lvl>
+    <w:lvl w:ilvl="5" w:tplc="240A001B" w:tentative="1">
+      <w:start w:val="1"/>
+      <w:numFmt w:val="lowerRoman"/>
+      <w:lvlText w:val="%6."/>
+      <w:lvlJc w:val="right"/>
+      <w:pPr>
+        <w:ind w:left="4320" w:hanging="180"/>
+      </w:pPr>
+    </w:lvl>
+    <w:lvl w:ilvl="6" w:tplc="240A000F" w:tentative="1">
+      <w:start w:val="1"/>
+      <w:numFmt w:val="decimal"/>
+      <w:lvlText w:val="%7."/>
+      <w:lvlJc w:val="left"/>
+      <w:pPr>
+        <w:ind w:left="5040" w:hanging="360"/>
+      </w:pPr>
+    </w:lvl>
+    <w:lvl w:ilvl="7" w:tplc="240A0019" w:tentative="1">
+      <w:start w:val="1"/>
+      <w:numFmt w:val="lowerLetter"/>
+      <w:lvlText w:val="%8."/>
+      <w:lvlJc w:val="left"/>
+      <w:pPr>
+        <w:ind w:left="5760" w:hanging="360"/>
+      </w:pPr>
+    </w:lvl>
+    <w:lvl w:ilvl="8" w:tplc="240A001B" w:tentative="1">
+      <w:start w:val="1"/>
+      <w:numFmt w:val="lowerRoman"/>
+      <w:lvlText w:val="%9."/>
+      <w:lvlJc w:val="right"/>
+      <w:pPr>
+        <w:ind w:left="6480" w:hanging="180"/>
+      </w:pPr>
+    </w:lvl>
+  </w:abstractNum>
+  <w:abstractNum w:abstractNumId="1" w15:restartNumberingAfterBreak="0">
     <w:nsid w:val="59C524BF"/>
     <w:multiLevelType w:val="hybridMultilevel"/>
     <w:tmpl w:val="46BE34F8"/>
@@ -4353,6 +4647,9 @@
     </w:lvl>
   </w:abstractNum>
   <w:num w:numId="1" w16cid:durableId="129369529">
+    <w:abstractNumId w:val="1"/>
+  </w:num>
+  <w:num w:numId="2" w16cid:durableId="490871769">
     <w:abstractNumId w:val="0"/>
   </w:num>
 </w:numbering>

--- a/Analisis_Primer_Desafio.docx
+++ b/Analisis_Primer_Desafio.docx
@@ -4433,6 +4433,201 @@
         <w:t>Sino se pierde el juego y vuelve a iniciar si el usuario lo desea</w:t>
       </w:r>
     </w:p>
+    <w:p>
+      <w:pPr>
+        <w:rPr>
+          <w:u w:val="single"/>
+          <w:lang w:val="es-MX"/>
+        </w:rPr>
+      </w:pPr>
+      <w:r>
+        <w:rPr>
+          <w:u w:val="single"/>
+          <w:lang w:val="es-MX"/>
+        </w:rPr>
+        <w:t>ESQUEMA DE TAREAS PARA CUMPLIR CON EL DESAFÍO:</w:t>
+      </w:r>
+    </w:p>
+    <w:p>
+      <w:pPr>
+        <w:pStyle w:val="Prrafodelista"/>
+        <w:numPr>
+          <w:ilvl w:val="0"/>
+          <w:numId w:val="3"/>
+        </w:numPr>
+        <w:rPr>
+          <w:lang w:val="es-MX"/>
+        </w:rPr>
+      </w:pPr>
+      <w:r>
+        <w:rPr>
+          <w:lang w:val="es-MX"/>
+        </w:rPr>
+        <w:t>Hacer el análisis inicial del desafío (Este documento) = 13 de marzo</w:t>
+      </w:r>
+    </w:p>
+    <w:p>
+      <w:pPr>
+        <w:pStyle w:val="Prrafodelista"/>
+        <w:numPr>
+          <w:ilvl w:val="0"/>
+          <w:numId w:val="3"/>
+        </w:numPr>
+        <w:rPr>
+          <w:lang w:val="es-MX"/>
+        </w:rPr>
+      </w:pPr>
+      <w:r>
+        <w:rPr>
+          <w:lang w:val="es-MX"/>
+        </w:rPr>
+        <w:t>Creación del proyecto el QT = 14 de marzo</w:t>
+      </w:r>
+    </w:p>
+    <w:p>
+      <w:pPr>
+        <w:pStyle w:val="Prrafodelista"/>
+        <w:numPr>
+          <w:ilvl w:val="0"/>
+          <w:numId w:val="3"/>
+        </w:numPr>
+        <w:rPr>
+          <w:lang w:val="es-MX"/>
+        </w:rPr>
+      </w:pPr>
+      <w:r>
+        <w:rPr>
+          <w:lang w:val="es-MX"/>
+        </w:rPr>
+        <w:t>Iniciar con la implementación del tablero = 14 de marzo</w:t>
+      </w:r>
+    </w:p>
+    <w:p>
+      <w:pPr>
+        <w:pStyle w:val="Prrafodelista"/>
+        <w:numPr>
+          <w:ilvl w:val="0"/>
+          <w:numId w:val="3"/>
+        </w:numPr>
+        <w:rPr>
+          <w:lang w:val="es-MX"/>
+        </w:rPr>
+      </w:pPr>
+      <w:r>
+        <w:rPr>
+          <w:lang w:val="es-MX"/>
+        </w:rPr>
+        <w:t>Implementar la función para generar las piezas aleatoriamente = 14 de marzo</w:t>
+      </w:r>
+    </w:p>
+    <w:p>
+      <w:pPr>
+        <w:pStyle w:val="Prrafodelista"/>
+        <w:numPr>
+          <w:ilvl w:val="0"/>
+          <w:numId w:val="3"/>
+        </w:numPr>
+        <w:rPr>
+          <w:lang w:val="es-MX"/>
+        </w:rPr>
+      </w:pPr>
+      <w:r>
+        <w:rPr>
+          <w:lang w:val="es-MX"/>
+        </w:rPr>
+        <w:t>Implementar operaciones de bits para movimientos = 15 de marzo</w:t>
+      </w:r>
+    </w:p>
+    <w:p>
+      <w:pPr>
+        <w:pStyle w:val="Prrafodelista"/>
+        <w:numPr>
+          <w:ilvl w:val="0"/>
+          <w:numId w:val="3"/>
+        </w:numPr>
+        <w:rPr>
+          <w:lang w:val="es-MX"/>
+        </w:rPr>
+      </w:pPr>
+      <w:r>
+        <w:rPr>
+          <w:lang w:val="es-MX"/>
+        </w:rPr>
+        <w:t>Iniciar con la función para detectar colisiones =15 marzo</w:t>
+      </w:r>
+    </w:p>
+    <w:p>
+      <w:pPr>
+        <w:pStyle w:val="Prrafodelista"/>
+        <w:numPr>
+          <w:ilvl w:val="0"/>
+          <w:numId w:val="3"/>
+        </w:numPr>
+        <w:rPr>
+          <w:lang w:val="es-MX"/>
+        </w:rPr>
+      </w:pPr>
+      <w:r>
+        <w:rPr>
+          <w:lang w:val="es-MX"/>
+        </w:rPr>
+        <w:t>Implementar función para comprobar filas completas = 16 de marzo</w:t>
+      </w:r>
+    </w:p>
+    <w:p>
+      <w:pPr>
+        <w:pStyle w:val="Prrafodelista"/>
+        <w:numPr>
+          <w:ilvl w:val="0"/>
+          <w:numId w:val="3"/>
+        </w:numPr>
+        <w:rPr>
+          <w:lang w:val="es-MX"/>
+        </w:rPr>
+      </w:pPr>
+      <w:r>
+        <w:rPr>
+          <w:lang w:val="es-MX"/>
+        </w:rPr>
+        <w:t>Integración del juego en el main = 17 de marzo</w:t>
+      </w:r>
+    </w:p>
+    <w:p>
+      <w:pPr>
+        <w:pStyle w:val="Prrafodelista"/>
+        <w:numPr>
+          <w:ilvl w:val="0"/>
+          <w:numId w:val="3"/>
+        </w:numPr>
+        <w:rPr>
+          <w:lang w:val="es-MX"/>
+        </w:rPr>
+      </w:pPr>
+      <w:r>
+        <w:rPr>
+          <w:lang w:val="es-MX"/>
+        </w:rPr>
+        <w:t>Ajustes de detalles finales y pruebas = 18 y 19 de marzo</w:t>
+      </w:r>
+    </w:p>
+    <w:p>
+      <w:pPr>
+        <w:pStyle w:val="Prrafodelista"/>
+        <w:numPr>
+          <w:ilvl w:val="0"/>
+          <w:numId w:val="3"/>
+        </w:numPr>
+        <w:rPr>
+          <w:lang w:val="es-MX"/>
+        </w:rPr>
+      </w:pPr>
+      <w:r>
+        <w:rPr>
+          <w:lang w:val="es-MX"/>
+        </w:rPr>
+        <w:t xml:space="preserve">Entrega final = 20 de marzo </w:t>
+      </w:r>
+    </w:p>
     <w:sectPr>
       <w:pgSz w:w="12240" w:h="15840"/>
       <w:pgMar w:top="1417" w:right="1701" w:bottom="1417" w:left="1701" w:header="708" w:footer="708" w:gutter="0"/>
@@ -4646,11 +4841,103 @@
       </w:rPr>
     </w:lvl>
   </w:abstractNum>
+  <w:abstractNum w:abstractNumId="2" w15:restartNumberingAfterBreak="0">
+    <w:nsid w:val="6E6977DD"/>
+    <w:multiLevelType w:val="hybridMultilevel"/>
+    <w:tmpl w:val="60C02EC2"/>
+    <w:lvl w:ilvl="0" w:tplc="240A000F">
+      <w:start w:val="1"/>
+      <w:numFmt w:val="decimal"/>
+      <w:lvlText w:val="%1."/>
+      <w:lvlJc w:val="left"/>
+      <w:pPr>
+        <w:ind w:left="720" w:hanging="360"/>
+      </w:pPr>
+      <w:rPr>
+        <w:rFonts w:hint="default"/>
+      </w:rPr>
+    </w:lvl>
+    <w:lvl w:ilvl="1" w:tplc="240A0019" w:tentative="1">
+      <w:start w:val="1"/>
+      <w:numFmt w:val="lowerLetter"/>
+      <w:lvlText w:val="%2."/>
+      <w:lvlJc w:val="left"/>
+      <w:pPr>
+        <w:ind w:left="1440" w:hanging="360"/>
+      </w:pPr>
+    </w:lvl>
+    <w:lvl w:ilvl="2" w:tplc="240A001B" w:tentative="1">
+      <w:start w:val="1"/>
+      <w:numFmt w:val="lowerRoman"/>
+      <w:lvlText w:val="%3."/>
+      <w:lvlJc w:val="right"/>
+      <w:pPr>
+        <w:ind w:left="2160" w:hanging="180"/>
+      </w:pPr>
+    </w:lvl>
+    <w:lvl w:ilvl="3" w:tplc="240A000F" w:tentative="1">
+      <w:start w:val="1"/>
+      <w:numFmt w:val="decimal"/>
+      <w:lvlText w:val="%4."/>
+      <w:lvlJc w:val="left"/>
+      <w:pPr>
+        <w:ind w:left="2880" w:hanging="360"/>
+      </w:pPr>
+    </w:lvl>
+    <w:lvl w:ilvl="4" w:tplc="240A0019" w:tentative="1">
+      <w:start w:val="1"/>
+      <w:numFmt w:val="lowerLetter"/>
+      <w:lvlText w:val="%5."/>
+      <w:lvlJc w:val="left"/>
+      <w:pPr>
+        <w:ind w:left="3600" w:hanging="360"/>
+      </w:pPr>
+    </w:lvl>
+    <w:lvl w:ilvl="5" w:tplc="240A001B" w:tentative="1">
+      <w:start w:val="1"/>
+      <w:numFmt w:val="lowerRoman"/>
+      <w:lvlText w:val="%6."/>
+      <w:lvlJc w:val="right"/>
+      <w:pPr>
+        <w:ind w:left="4320" w:hanging="180"/>
+      </w:pPr>
+    </w:lvl>
+    <w:lvl w:ilvl="6" w:tplc="240A000F" w:tentative="1">
+      <w:start w:val="1"/>
+      <w:numFmt w:val="decimal"/>
+      <w:lvlText w:val="%7."/>
+      <w:lvlJc w:val="left"/>
+      <w:pPr>
+        <w:ind w:left="5040" w:hanging="360"/>
+      </w:pPr>
+    </w:lvl>
+    <w:lvl w:ilvl="7" w:tplc="240A0019" w:tentative="1">
+      <w:start w:val="1"/>
+      <w:numFmt w:val="lowerLetter"/>
+      <w:lvlText w:val="%8."/>
+      <w:lvlJc w:val="left"/>
+      <w:pPr>
+        <w:ind w:left="5760" w:hanging="360"/>
+      </w:pPr>
+    </w:lvl>
+    <w:lvl w:ilvl="8" w:tplc="240A001B" w:tentative="1">
+      <w:start w:val="1"/>
+      <w:numFmt w:val="lowerRoman"/>
+      <w:lvlText w:val="%9."/>
+      <w:lvlJc w:val="right"/>
+      <w:pPr>
+        <w:ind w:left="6480" w:hanging="180"/>
+      </w:pPr>
+    </w:lvl>
+  </w:abstractNum>
   <w:num w:numId="1" w16cid:durableId="129369529">
     <w:abstractNumId w:val="1"/>
   </w:num>
   <w:num w:numId="2" w16cid:durableId="490871769">
     <w:abstractNumId w:val="0"/>
+  </w:num>
+  <w:num w:numId="3" w16cid:durableId="2022272845">
+    <w:abstractNumId w:val="2"/>
   </w:num>
 </w:numbering>
 </file>
